--- a/t08_s2.docx
+++ b/t08_s2.docx
@@ -3,2168 +3,1698 @@
 <w:document xmlns:wpc="http://schemas.microsoft.com/office/word/2010/wordprocessingCanvas" xmlns:mo="http://schemas.microsoft.com/office/mac/office/2008/main" xmlns:mc="http://schemas.openxmlformats.org/markup-compatibility/2006" xmlns:mv="urn:schemas-microsoft-com:mac:vml" xmlns:o="urn:schemas-microsoft-com:office:office" xmlns:r="http://schemas.openxmlformats.org/officeDocument/2006/relationships" xmlns:m="http://schemas.openxmlformats.org/officeDocument/2006/math" xmlns:v="urn:schemas-microsoft-com:vml" xmlns:wp14="http://schemas.microsoft.com/office/word/2010/wordprocessingDrawing" xmlns:wp="http://schemas.openxmlformats.org/drawingml/2006/wordprocessingDrawing" xmlns:w10="urn:schemas-microsoft-com:office:word" xmlns:w="http://schemas.openxmlformats.org/wordprocessingml/2006/main" xmlns:w14="http://schemas.microsoft.com/office/word/2010/wordml" xmlns:wpg="http://schemas.microsoft.com/office/word/2010/wordprocessingGroup" xmlns:wpi="http://schemas.microsoft.com/office/word/2010/wordprocessingInk" xmlns:wne="http://schemas.microsoft.com/office/word/2006/wordml" xmlns:wps="http://schemas.microsoft.com/office/word/2010/wordprocessingShape" mc:Ignorable="w14 wp14">
   <w:body>
     <w:p>
-      <w:pPr>
-        <w:spacing w:after="20" w:before="120"/>
-      </w:pPr>
-      <w:r>
-        <w:rPr>
-          <w:b/>
-          <w:sz w:val="22"/>
-        </w:rPr>
-        <w:t>Question: A patient in the post-op area after having a right side mastectomy. What should be the priority care for this patient?</w:t>
-      </w:r>
-    </w:p>
-    <w:p>
-      <w:pPr>
-        <w:spacing w:after="0" w:before="0"/>
-      </w:pPr>
-      <w:r>
-        <w:rPr>
-          <w:b w:val="0"/>
-          <w:sz w:val="22"/>
-        </w:rPr>
-        <w:t>(a) Attach pulse oximetry on right side</w:t>
-      </w:r>
-    </w:p>
-    <w:p>
-      <w:pPr>
-        <w:spacing w:after="0" w:before="0"/>
-      </w:pPr>
-      <w:r>
-        <w:rPr>
-          <w:b w:val="0"/>
-          <w:sz w:val="22"/>
-        </w:rPr>
-        <w:t>(b) Attach pulse oximetry on left side</w:t>
-      </w:r>
-    </w:p>
-    <w:p>
-      <w:pPr>
-        <w:spacing w:after="0" w:before="0"/>
-      </w:pPr>
-      <w:r>
-        <w:rPr>
-          <w:b w:val="0"/>
-          <w:sz w:val="22"/>
-        </w:rPr>
-        <w:t>(c) Take BP from left side</w:t>
-      </w:r>
-    </w:p>
-    <w:p>
-      <w:pPr>
-        <w:spacing w:after="0" w:before="0"/>
-      </w:pPr>
-      <w:r>
-        <w:rPr>
-          <w:b w:val="0"/>
-          <w:sz w:val="22"/>
-        </w:rPr>
-        <w:t>(d) Take BP from right side</w:t>
-      </w:r>
-    </w:p>
-    <w:p>
-      <w:pPr>
-        <w:spacing w:after="0" w:before="40"/>
-      </w:pPr>
-      <w:r>
-        <w:rPr>
-          <w:b/>
-          <w:sz w:val="22"/>
-        </w:rPr>
-        <w:t>Answer: c</w:t>
-      </w:r>
-    </w:p>
-    <w:p>
-      <w:pPr>
-        <w:spacing w:after="0" w:before="0"/>
-      </w:pPr>
-      <w:r>
-        <w:rPr>
-          <w:b w:val="0"/>
-          <w:sz w:val="21"/>
-        </w:rPr>
-        <w:t>Solution: After right-sided mastectomy, BP is taken from the left side (right arm is at risk of lymphoedema).</w:t>
-      </w:r>
-    </w:p>
-    <w:p>
-      <w:pPr>
-        <w:spacing w:after="0" w:before="0"/>
-      </w:pPr>
-      <w:r>
-        <w:rPr>
-          <w:b w:val="0"/>
-          <w:sz w:val="20"/>
-        </w:rPr>
-        <w:t>Positive Marks: 1</w:t>
-      </w:r>
-    </w:p>
-    <w:p>
-      <w:pPr>
-        <w:spacing w:after="160" w:before="0"/>
-      </w:pPr>
-      <w:r>
-        <w:rPr>
-          <w:b w:val="0"/>
-          <w:sz w:val="20"/>
-        </w:rPr>
-        <w:t>Negative Marks: 0.25</w:t>
-      </w:r>
-    </w:p>
-    <w:p>
-      <w:pPr>
-        <w:spacing w:after="20" w:before="120"/>
-      </w:pPr>
-      <w:r>
-        <w:rPr>
-          <w:b/>
-          <w:sz w:val="22"/>
-        </w:rPr>
-        <w:t>Question: What is the mechanism by which spraying kerosene on stagnant water kills Anopheles mosquitoes?</w:t>
-      </w:r>
-    </w:p>
-    <w:p>
-      <w:pPr>
-        <w:spacing w:after="0" w:before="0"/>
-      </w:pPr>
-      <w:r>
-        <w:rPr>
-          <w:b w:val="0"/>
-          <w:sz w:val="22"/>
-        </w:rPr>
-        <w:t>(a) Burning of body wall</w:t>
-      </w:r>
-    </w:p>
-    <w:p>
-      <w:pPr>
-        <w:spacing w:after="0" w:before="0"/>
-      </w:pPr>
-      <w:r>
-        <w:rPr>
-          <w:b w:val="0"/>
-          <w:sz w:val="22"/>
-        </w:rPr>
-        <w:t>(b) Prevention of spiracle to come in contact with air</w:t>
-      </w:r>
-    </w:p>
-    <w:p>
-      <w:pPr>
-        <w:spacing w:after="0" w:before="0"/>
-      </w:pPr>
-      <w:r>
-        <w:rPr>
-          <w:b w:val="0"/>
-          <w:sz w:val="22"/>
-        </w:rPr>
-        <w:t>(c) Entry into and blocking of respiratory tract</w:t>
-      </w:r>
-    </w:p>
-    <w:p>
-      <w:pPr>
-        <w:spacing w:after="0" w:before="0"/>
-      </w:pPr>
-      <w:r>
-        <w:rPr>
-          <w:b w:val="0"/>
-          <w:sz w:val="22"/>
-        </w:rPr>
-        <w:t>(d) Diffusion into body</w:t>
-      </w:r>
-    </w:p>
-    <w:p>
-      <w:pPr>
-        <w:spacing w:after="0" w:before="40"/>
-      </w:pPr>
-      <w:r>
-        <w:rPr>
-          <w:b/>
-          <w:sz w:val="22"/>
-        </w:rPr>
-        <w:t>Answer: c</w:t>
-      </w:r>
-    </w:p>
-    <w:p>
-      <w:pPr>
-        <w:spacing w:after="0" w:before="0"/>
-      </w:pPr>
-      <w:r>
-        <w:rPr>
-          <w:b w:val="0"/>
-          <w:sz w:val="21"/>
-        </w:rPr>
-        <w:t>Solution: Spraying kerosene on stagnant water kills Anopheles mosquitoes by the mechanism of entry into and blocking of the respiratory tract. Kerosene forms a film over the water surface, depriving the mosquito larvae and pupae of access to atmospheric oxygen. Mosquito larvae and pupae breathe through specialized structures called spiracles, which are connected to their respiratory system. When the kerosene film is formed on the water, it blocks the spiracles, preventing the larvae and pupae from obtaining oxygen and leading to their suffocation and death.</w:t>
-      </w:r>
-    </w:p>
-    <w:p>
-      <w:pPr>
-        <w:spacing w:after="0" w:before="0"/>
-      </w:pPr>
-      <w:r>
-        <w:rPr>
-          <w:b w:val="0"/>
-          <w:sz w:val="20"/>
-        </w:rPr>
-        <w:t>Positive Marks: 1</w:t>
-      </w:r>
-    </w:p>
-    <w:p>
-      <w:pPr>
-        <w:spacing w:after="160" w:before="0"/>
-      </w:pPr>
-      <w:r>
-        <w:rPr>
-          <w:b w:val="0"/>
-          <w:sz w:val="20"/>
-        </w:rPr>
-        <w:t>Negative Marks: 0.25</w:t>
-      </w:r>
-    </w:p>
-    <w:p>
-      <w:pPr>
-        <w:spacing w:after="20" w:before="120"/>
-      </w:pPr>
-      <w:r>
-        <w:rPr>
-          <w:b/>
-          <w:sz w:val="22"/>
-        </w:rPr>
-        <w:t>Question: The most common cause of diarrhoea in children under 5 years in developing countries is:</w:t>
-      </w:r>
-    </w:p>
-    <w:p>
-      <w:pPr>
-        <w:spacing w:after="0" w:before="0"/>
-      </w:pPr>
-      <w:r>
-        <w:rPr>
-          <w:b w:val="0"/>
-          <w:sz w:val="22"/>
-        </w:rPr>
-        <w:t>(a) Giardia</w:t>
-      </w:r>
-    </w:p>
-    <w:p>
-      <w:pPr>
-        <w:spacing w:after="0" w:before="0"/>
-      </w:pPr>
-      <w:r>
-        <w:rPr>
-          <w:b w:val="0"/>
-          <w:sz w:val="22"/>
-        </w:rPr>
-        <w:t>(b) Rotavirus</w:t>
-      </w:r>
-    </w:p>
-    <w:p>
-      <w:pPr>
-        <w:spacing w:after="0" w:before="0"/>
-      </w:pPr>
-      <w:r>
-        <w:rPr>
-          <w:b w:val="0"/>
-          <w:sz w:val="22"/>
-        </w:rPr>
-        <w:t>(c) Salmonella</w:t>
-      </w:r>
-    </w:p>
-    <w:p>
-      <w:pPr>
-        <w:spacing w:after="0" w:before="0"/>
-      </w:pPr>
-      <w:r>
-        <w:rPr>
-          <w:b w:val="0"/>
-          <w:sz w:val="22"/>
-        </w:rPr>
-        <w:t>(d) Shigella</w:t>
-      </w:r>
-    </w:p>
-    <w:p>
-      <w:pPr>
-        <w:spacing w:after="0" w:before="40"/>
-      </w:pPr>
-      <w:r>
-        <w:rPr>
-          <w:b/>
-          <w:sz w:val="22"/>
-        </w:rPr>
-        <w:t>Answer: b</w:t>
-      </w:r>
-    </w:p>
-    <w:p>
-      <w:pPr>
-        <w:spacing w:after="0" w:before="0"/>
-      </w:pPr>
-      <w:r>
-        <w:rPr>
-          <w:b w:val="0"/>
-          <w:sz w:val="21"/>
-        </w:rPr>
-        <w:t>Solution: Rotavirus is the leading cause of severe dehydrating diarrhoea in young children; vaccination is available.</w:t>
-      </w:r>
-    </w:p>
-    <w:p>
-      <w:pPr>
-        <w:spacing w:after="0" w:before="0"/>
-      </w:pPr>
-      <w:r>
-        <w:rPr>
-          <w:b w:val="0"/>
-          <w:sz w:val="20"/>
-        </w:rPr>
-        <w:t>Positive Marks: 1</w:t>
-      </w:r>
-    </w:p>
-    <w:p>
-      <w:pPr>
-        <w:spacing w:after="160" w:before="0"/>
-      </w:pPr>
-      <w:r>
-        <w:rPr>
-          <w:b w:val="0"/>
-          <w:sz w:val="20"/>
-        </w:rPr>
-        <w:t>Negative Marks: 0.25</w:t>
-      </w:r>
-    </w:p>
-    <w:p>
-      <w:pPr>
-        <w:spacing w:after="20" w:before="120"/>
-      </w:pPr>
-      <w:r>
-        <w:rPr>
-          <w:b/>
-          <w:sz w:val="22"/>
-        </w:rPr>
-        <w:t>Question: For a patient, the desired dose of a drug is 200mg BD. The available dose of this drug is 0.1 gm. The correct dosage for one dose of this drug is?</w:t>
-      </w:r>
-    </w:p>
-    <w:p>
-      <w:pPr>
-        <w:spacing w:after="0" w:before="0"/>
-      </w:pPr>
-      <w:r>
-        <w:rPr>
-          <w:b w:val="0"/>
-          <w:sz w:val="22"/>
-        </w:rPr>
-        <w:t>(a) 3 tab</w:t>
-      </w:r>
-    </w:p>
-    <w:p>
-      <w:pPr>
-        <w:spacing w:after="0" w:before="0"/>
-      </w:pPr>
-      <w:r>
-        <w:rPr>
-          <w:b w:val="0"/>
-          <w:sz w:val="22"/>
-        </w:rPr>
-        <w:t>(b) 2 tab</w:t>
-      </w:r>
-    </w:p>
-    <w:p>
-      <w:pPr>
-        <w:spacing w:after="0" w:before="0"/>
-      </w:pPr>
-      <w:r>
-        <w:rPr>
-          <w:b w:val="0"/>
-          <w:sz w:val="22"/>
-        </w:rPr>
-        <w:t>(c) 4 tab</w:t>
-      </w:r>
-    </w:p>
-    <w:p>
-      <w:pPr>
-        <w:spacing w:after="0" w:before="0"/>
-      </w:pPr>
-      <w:r>
-        <w:rPr>
-          <w:b w:val="0"/>
-          <w:sz w:val="22"/>
-        </w:rPr>
-        <w:t>(d) 1 tab</w:t>
-      </w:r>
-    </w:p>
-    <w:p>
-      <w:pPr>
-        <w:spacing w:after="0" w:before="40"/>
-      </w:pPr>
-      <w:r>
-        <w:rPr>
-          <w:b/>
-          <w:sz w:val="22"/>
-        </w:rPr>
-        <w:t>Answer: b</w:t>
-      </w:r>
-    </w:p>
-    <w:p>
-      <w:pPr>
-        <w:spacing w:after="0" w:before="0"/>
-      </w:pPr>
-      <w:r>
-        <w:rPr>
-          <w:b w:val="0"/>
-          <w:sz w:val="21"/>
-        </w:rPr>
-        <w:t>Solution: Desired 200 mg; available 0.1 g (= 100 mg) per tablet → 200/100 = 2 tablets per dose.</w:t>
-      </w:r>
-    </w:p>
-    <w:p>
-      <w:pPr>
-        <w:spacing w:after="0" w:before="0"/>
-      </w:pPr>
-      <w:r>
-        <w:rPr>
-          <w:b w:val="0"/>
-          <w:sz w:val="20"/>
-        </w:rPr>
-        <w:t>Positive Marks: 1</w:t>
-      </w:r>
-    </w:p>
-    <w:p>
-      <w:pPr>
-        <w:spacing w:after="160" w:before="0"/>
-      </w:pPr>
-      <w:r>
-        <w:rPr>
-          <w:b w:val="0"/>
-          <w:sz w:val="20"/>
-        </w:rPr>
-        <w:t>Negative Marks: 0.25</w:t>
-      </w:r>
-    </w:p>
-    <w:p>
-      <w:pPr>
-        <w:spacing w:after="20" w:before="120"/>
-      </w:pPr>
-      <w:r>
-        <w:rPr>
-          <w:b/>
-          <w:sz w:val="22"/>
-        </w:rPr>
-        <w:t>Question: A client develops anaphylaxis after a bee sting. What is the nurse's priority intervention?</w:t>
-      </w:r>
-    </w:p>
-    <w:p>
-      <w:pPr>
-        <w:spacing w:after="0" w:before="0"/>
-      </w:pPr>
-      <w:r>
-        <w:rPr>
-          <w:b w:val="0"/>
-          <w:sz w:val="22"/>
-        </w:rPr>
-        <w:t>(a) Give an oral antihistamine</w:t>
-      </w:r>
-    </w:p>
-    <w:p>
-      <w:pPr>
-        <w:spacing w:after="0" w:before="0"/>
-      </w:pPr>
-      <w:r>
-        <w:rPr>
-          <w:b w:val="0"/>
-          <w:sz w:val="22"/>
-        </w:rPr>
-        <w:t>(b) Administer epinephrine IM immediately</w:t>
-      </w:r>
-    </w:p>
-    <w:p>
-      <w:pPr>
-        <w:spacing w:after="0" w:before="0"/>
-      </w:pPr>
-      <w:r>
-        <w:rPr>
-          <w:b w:val="0"/>
-          <w:sz w:val="22"/>
-        </w:rPr>
-        <w:t>(c) Apply oxygen by face mask</w:t>
-      </w:r>
-    </w:p>
-    <w:p>
-      <w:pPr>
-        <w:spacing w:after="0" w:before="0"/>
-      </w:pPr>
-      <w:r>
-        <w:rPr>
-          <w:b w:val="0"/>
-          <w:sz w:val="22"/>
-        </w:rPr>
-        <w:t>(d) Establish IV access first</w:t>
-      </w:r>
-    </w:p>
-    <w:p>
-      <w:pPr>
-        <w:spacing w:after="0" w:before="40"/>
-      </w:pPr>
-      <w:r>
-        <w:rPr>
-          <w:b/>
-          <w:sz w:val="22"/>
-        </w:rPr>
-        <w:t>Answer: b</w:t>
-      </w:r>
-    </w:p>
-    <w:p>
-      <w:pPr>
-        <w:spacing w:after="0" w:before="0"/>
-      </w:pPr>
-      <w:r>
-        <w:rPr>
-          <w:b w:val="0"/>
-          <w:sz w:val="21"/>
-        </w:rPr>
-        <w:t>Solution: Epinephrine IM is the first-line, life-saving treatment for anaphylaxis; it reverses bronchospasm, laryngeal edema and hypotension.</w:t>
-      </w:r>
-    </w:p>
-    <w:p>
-      <w:pPr>
-        <w:spacing w:after="0" w:before="0"/>
-      </w:pPr>
-      <w:r>
-        <w:rPr>
-          <w:b w:val="0"/>
-          <w:sz w:val="20"/>
-        </w:rPr>
-        <w:t>Positive Marks: 1</w:t>
-      </w:r>
-    </w:p>
-    <w:p>
-      <w:pPr>
-        <w:spacing w:after="160" w:before="0"/>
-      </w:pPr>
-      <w:r>
-        <w:rPr>
-          <w:b w:val="0"/>
-          <w:sz w:val="20"/>
-        </w:rPr>
-        <w:t>Negative Marks: 0.25</w:t>
-      </w:r>
-    </w:p>
-    <w:p>
-      <w:pPr>
-        <w:spacing w:after="20" w:before="120"/>
-      </w:pPr>
-      <w:r>
-        <w:rPr>
-          <w:b/>
-          <w:sz w:val="22"/>
-        </w:rPr>
-        <w:t>Question: A mechanically ventilated client has a sudden drop in SpO2 with absent breath sounds on the left side and tracheal deviation to the right. What is the priority action?</w:t>
-      </w:r>
-    </w:p>
-    <w:p>
-      <w:pPr>
-        <w:spacing w:after="0" w:before="0"/>
-      </w:pPr>
-      <w:r>
-        <w:rPr>
-          <w:b w:val="0"/>
-          <w:sz w:val="22"/>
-        </w:rPr>
-        <w:t>(a) Prepare for immediate needle decompression of the left chest</w:t>
-      </w:r>
-    </w:p>
-    <w:p>
-      <w:pPr>
-        <w:spacing w:after="0" w:before="0"/>
-      </w:pPr>
-      <w:r>
-        <w:rPr>
-          <w:b w:val="0"/>
-          <w:sz w:val="22"/>
-        </w:rPr>
-        <w:t>(b) Reposition the client and reassess</w:t>
-      </w:r>
-    </w:p>
-    <w:p>
-      <w:pPr>
-        <w:spacing w:after="0" w:before="0"/>
-      </w:pPr>
-      <w:r>
-        <w:rPr>
-          <w:b w:val="0"/>
-          <w:sz w:val="22"/>
-        </w:rPr>
-        <w:t>(c) Increase the FiO2 on the ventilator</w:t>
-      </w:r>
-    </w:p>
-    <w:p>
-      <w:pPr>
-        <w:spacing w:after="0" w:before="0"/>
-      </w:pPr>
-      <w:r>
-        <w:rPr>
-          <w:b w:val="0"/>
-          <w:sz w:val="22"/>
-        </w:rPr>
-        <w:t>(d) Suction the endotracheal tube</w:t>
-      </w:r>
-    </w:p>
-    <w:p>
-      <w:pPr>
-        <w:spacing w:after="0" w:before="40"/>
-      </w:pPr>
-      <w:r>
-        <w:rPr>
-          <w:b/>
-          <w:sz w:val="22"/>
-        </w:rPr>
-        <w:t>Answer: a</w:t>
-      </w:r>
-    </w:p>
-    <w:p>
-      <w:pPr>
-        <w:spacing w:after="0" w:before="0"/>
-      </w:pPr>
-      <w:r>
-        <w:rPr>
-          <w:b w:val="0"/>
-          <w:sz w:val="21"/>
-        </w:rPr>
-        <w:t>Solution: Tracheal deviation away from the affected side with absent breath sounds indicates tension pneumothorax; immediate needle decompression is life-saving.</w:t>
-      </w:r>
-    </w:p>
-    <w:p>
-      <w:pPr>
-        <w:spacing w:after="0" w:before="0"/>
-      </w:pPr>
-      <w:r>
-        <w:rPr>
-          <w:b w:val="0"/>
-          <w:sz w:val="20"/>
-        </w:rPr>
-        <w:t>Positive Marks: 1</w:t>
-      </w:r>
-    </w:p>
-    <w:p>
-      <w:pPr>
-        <w:spacing w:after="160" w:before="0"/>
-      </w:pPr>
-      <w:r>
-        <w:rPr>
-          <w:b w:val="0"/>
-          <w:sz w:val="20"/>
-        </w:rPr>
-        <w:t>Negative Marks: 0.25</w:t>
-      </w:r>
-    </w:p>
-    <w:p>
-      <w:pPr>
-        <w:spacing w:after="20" w:before="120"/>
-      </w:pPr>
-      <w:r>
-        <w:rPr>
-          <w:b/>
-          <w:sz w:val="22"/>
-        </w:rPr>
-        <w:t>Question: What is the initial nursing intervention for a patient who experiences breathing difficulties during a blood transfusion?</w:t>
-      </w:r>
-    </w:p>
-    <w:p>
-      <w:pPr>
-        <w:spacing w:after="0" w:before="0"/>
-      </w:pPr>
-      <w:r>
-        <w:rPr>
-          <w:b w:val="0"/>
-          <w:sz w:val="22"/>
-        </w:rPr>
-        <w:t>(a) Continue blood transfusion and give adrenaline</w:t>
-      </w:r>
-    </w:p>
-    <w:p>
-      <w:pPr>
-        <w:spacing w:after="0" w:before="0"/>
-      </w:pPr>
-      <w:r>
-        <w:rPr>
-          <w:b w:val="0"/>
-          <w:sz w:val="22"/>
-        </w:rPr>
-        <w:t>(b) Stop the infusion and Inform to the doctor</w:t>
-      </w:r>
-    </w:p>
-    <w:p>
-      <w:pPr>
-        <w:spacing w:after="0" w:before="0"/>
-      </w:pPr>
-      <w:r>
-        <w:rPr>
-          <w:b w:val="0"/>
-          <w:sz w:val="22"/>
-        </w:rPr>
-        <w:t>(c) Stop blood transfusion and administer hydrocortisone</w:t>
-      </w:r>
-    </w:p>
-    <w:p>
-      <w:pPr>
-        <w:spacing w:after="0" w:before="0"/>
-      </w:pPr>
-      <w:r>
-        <w:rPr>
-          <w:b w:val="0"/>
-          <w:sz w:val="22"/>
-        </w:rPr>
-        <w:t>(d) Continue blood transfusion and give DOC calcium</w:t>
-      </w:r>
-    </w:p>
-    <w:p>
-      <w:pPr>
-        <w:spacing w:after="0" w:before="40"/>
-      </w:pPr>
-      <w:r>
-        <w:rPr>
-          <w:b/>
-          <w:sz w:val="22"/>
-        </w:rPr>
-        <w:t>Answer: b</w:t>
-      </w:r>
-    </w:p>
-    <w:p>
-      <w:pPr>
-        <w:spacing w:after="0" w:before="0"/>
-      </w:pPr>
-      <w:r>
-        <w:rPr>
-          <w:b w:val="0"/>
-          <w:sz w:val="21"/>
-        </w:rPr>
-        <w:t>Solution: The priority nursing intervention for a patient with breathing difficulties during a blood transfusion is to stop the infusion immediately and inform the physician. This may indicate a transfusion reaction, such as transfusion-associated circulatory overload (TACO) or transfusion-related acute lung injury (TRALI), which requires prompt medical attention. Nurses should also closely monitor the patient's vital signs, maintain a patent airway, and administer supplemental oxygen as necessary.</w:t>
-      </w:r>
-    </w:p>
-    <w:p>
-      <w:pPr>
-        <w:spacing w:after="0" w:before="0"/>
-      </w:pPr>
-      <w:r>
-        <w:rPr>
-          <w:b w:val="0"/>
-          <w:sz w:val="20"/>
-        </w:rPr>
-        <w:t>Positive Marks: 1</w:t>
-      </w:r>
-    </w:p>
-    <w:p>
-      <w:pPr>
-        <w:spacing w:after="160" w:before="0"/>
-      </w:pPr>
-      <w:r>
-        <w:rPr>
-          <w:b w:val="0"/>
-          <w:sz w:val="20"/>
-        </w:rPr>
-        <w:t>Negative Marks: 0.25</w:t>
-      </w:r>
-    </w:p>
-    <w:p>
-      <w:pPr>
-        <w:spacing w:after="20" w:before="120"/>
-      </w:pPr>
-      <w:r>
-        <w:rPr>
-          <w:b/>
-          <w:sz w:val="22"/>
-        </w:rPr>
-        <w:t>Question: Which vitamin deficiency may cause night blindness?</w:t>
-      </w:r>
-    </w:p>
-    <w:p>
-      <w:pPr>
-        <w:spacing w:after="0" w:before="0"/>
-      </w:pPr>
-      <w:r>
-        <w:rPr>
-          <w:b w:val="0"/>
-          <w:sz w:val="22"/>
-        </w:rPr>
-        <w:t>(a) Vitamin C</w:t>
-      </w:r>
-    </w:p>
-    <w:p>
-      <w:pPr>
-        <w:spacing w:after="0" w:before="0"/>
-      </w:pPr>
-      <w:r>
-        <w:rPr>
-          <w:b w:val="0"/>
-          <w:sz w:val="22"/>
-        </w:rPr>
-        <w:t>(b) Vitamin A</w:t>
-      </w:r>
-    </w:p>
-    <w:p>
-      <w:pPr>
-        <w:spacing w:after="0" w:before="0"/>
-      </w:pPr>
-      <w:r>
-        <w:rPr>
-          <w:b w:val="0"/>
-          <w:sz w:val="22"/>
-        </w:rPr>
-        <w:t>(c) Vitamin K</w:t>
-      </w:r>
-    </w:p>
-    <w:p>
-      <w:pPr>
-        <w:spacing w:after="0" w:before="0"/>
-      </w:pPr>
-      <w:r>
-        <w:rPr>
-          <w:b w:val="0"/>
-          <w:sz w:val="22"/>
-        </w:rPr>
-        <w:t>(d) Vitamin E</w:t>
-      </w:r>
-    </w:p>
-    <w:p>
-      <w:pPr>
-        <w:spacing w:after="0" w:before="40"/>
-      </w:pPr>
-      <w:r>
-        <w:rPr>
-          <w:b/>
-          <w:sz w:val="22"/>
-        </w:rPr>
-        <w:t>Answer: b</w:t>
-      </w:r>
-    </w:p>
-    <w:p>
-      <w:pPr>
-        <w:spacing w:after="0" w:before="0"/>
-      </w:pPr>
-      <w:r>
-        <w:rPr>
-          <w:b w:val="0"/>
-          <w:sz w:val="21"/>
-        </w:rPr>
-        <w:t>Solution: Vitamin A (retinol) deficiency causes night blindness and xerophthalmia.</w:t>
-      </w:r>
-    </w:p>
-    <w:p>
-      <w:pPr>
-        <w:spacing w:after="0" w:before="0"/>
-      </w:pPr>
-      <w:r>
-        <w:rPr>
-          <w:b w:val="0"/>
-          <w:sz w:val="20"/>
-        </w:rPr>
-        <w:t>Positive Marks: 1</w:t>
-      </w:r>
-    </w:p>
-    <w:p>
-      <w:pPr>
-        <w:spacing w:after="160" w:before="0"/>
-      </w:pPr>
-      <w:r>
-        <w:rPr>
-          <w:b w:val="0"/>
-          <w:sz w:val="20"/>
-        </w:rPr>
-        <w:t>Negative Marks: 0.25</w:t>
-      </w:r>
-    </w:p>
-    <w:p>
-      <w:pPr>
-        <w:spacing w:after="20" w:before="120"/>
-      </w:pPr>
-      <w:r>
-        <w:rPr>
-          <w:b/>
-          <w:sz w:val="22"/>
-        </w:rPr>
-        <w:t>Question: In the emergency department, during CPR of a neonate, the on-duty nurse is unable to access a venous site. What is the priority next action?</w:t>
-      </w:r>
-    </w:p>
-    <w:p>
-      <w:pPr>
-        <w:spacing w:after="0" w:before="0"/>
-      </w:pPr>
-      <w:r>
-        <w:rPr>
-          <w:b w:val="0"/>
-          <w:sz w:val="22"/>
-        </w:rPr>
-        <w:t>(a) Direct injection into the intraosseous space of the tibia</w:t>
-      </w:r>
-    </w:p>
-    <w:p>
-      <w:pPr>
-        <w:spacing w:after="0" w:before="0"/>
-      </w:pPr>
-      <w:r>
-        <w:rPr>
-          <w:b w:val="0"/>
-          <w:sz w:val="22"/>
-        </w:rPr>
-        <w:t>(b) Cut down and inject directly</w:t>
-      </w:r>
-    </w:p>
-    <w:p>
-      <w:pPr>
-        <w:spacing w:after="0" w:before="0"/>
-      </w:pPr>
-      <w:r>
-        <w:rPr>
-          <w:b w:val="0"/>
-          <w:sz w:val="22"/>
-        </w:rPr>
-        <w:t>(c) Direct injection into an artery</w:t>
-      </w:r>
-    </w:p>
-    <w:p>
-      <w:pPr>
-        <w:spacing w:after="0" w:before="0"/>
-      </w:pPr>
-      <w:r>
-        <w:rPr>
-          <w:b w:val="0"/>
-          <w:sz w:val="22"/>
-        </w:rPr>
-        <w:t>(d) Plan for a central line</w:t>
-      </w:r>
-    </w:p>
-    <w:p>
-      <w:pPr>
-        <w:spacing w:after="0" w:before="40"/>
-      </w:pPr>
-      <w:r>
-        <w:rPr>
-          <w:b/>
-          <w:sz w:val="22"/>
-        </w:rPr>
-        <w:t>Answer: a</w:t>
-      </w:r>
-    </w:p>
-    <w:p>
-      <w:pPr>
-        <w:spacing w:after="0" w:before="0"/>
-      </w:pPr>
-      <w:r>
-        <w:rPr>
-          <w:b w:val="0"/>
-          <w:sz w:val="21"/>
-        </w:rPr>
-        <w:t>Solution: If venous access cannot be established within 90 seconds (3 attempts) during neonatal resuscitation, intraosseous (IO) access is the preferred alternative route for drugs and fluids.</w:t>
-      </w:r>
-    </w:p>
-    <w:p>
-      <w:pPr>
-        <w:spacing w:after="0" w:before="0"/>
-      </w:pPr>
-      <w:r>
-        <w:rPr>
-          <w:b w:val="0"/>
-          <w:sz w:val="20"/>
-        </w:rPr>
-        <w:t>Positive Marks: 1</w:t>
-      </w:r>
-    </w:p>
-    <w:p>
-      <w:pPr>
-        <w:spacing w:after="160" w:before="0"/>
-      </w:pPr>
-      <w:r>
-        <w:rPr>
-          <w:b w:val="0"/>
-          <w:sz w:val="20"/>
-        </w:rPr>
-        <w:t>Negative Marks: 0.25</w:t>
-      </w:r>
-    </w:p>
-    <w:p>
-      <w:pPr>
-        <w:spacing w:after="20" w:before="120"/>
-      </w:pPr>
-      <w:r>
-        <w:rPr>
-          <w:b/>
-          <w:sz w:val="22"/>
-        </w:rPr>
-        <w:t>Question: What is the current name of Aurangabad in Maharashtra? Important scheme (4K)</w:t>
-      </w:r>
-    </w:p>
-    <w:p>
-      <w:pPr>
-        <w:spacing w:after="0" w:before="0"/>
-      </w:pPr>
-      <w:r>
-        <w:rPr>
-          <w:b w:val="0"/>
-          <w:sz w:val="22"/>
-        </w:rPr>
-        <w:t>(a) Dharashiv</w:t>
-      </w:r>
-    </w:p>
-    <w:p>
-      <w:pPr>
-        <w:spacing w:after="0" w:before="0"/>
-      </w:pPr>
-      <w:r>
-        <w:rPr>
-          <w:b w:val="0"/>
-          <w:sz w:val="22"/>
-        </w:rPr>
-        <w:t>(b) Sambhaji Nagar</w:t>
-      </w:r>
-    </w:p>
-    <w:p>
-      <w:pPr>
-        <w:spacing w:after="0" w:before="0"/>
-      </w:pPr>
-      <w:r>
-        <w:rPr>
-          <w:b w:val="0"/>
-          <w:sz w:val="22"/>
-        </w:rPr>
-        <w:t>(c) Mumbai</w:t>
-      </w:r>
-    </w:p>
-    <w:p>
-      <w:pPr>
-        <w:spacing w:after="0" w:before="0"/>
-      </w:pPr>
-      <w:r>
-        <w:rPr>
-          <w:b w:val="0"/>
-          <w:sz w:val="22"/>
-        </w:rPr>
-        <w:t>(d) Osmanabad</w:t>
-      </w:r>
-    </w:p>
-    <w:p>
-      <w:pPr>
-        <w:spacing w:after="0" w:before="40"/>
-      </w:pPr>
-      <w:r>
-        <w:rPr>
-          <w:b/>
-          <w:sz w:val="22"/>
-        </w:rPr>
-        <w:t>Answer: b</w:t>
-      </w:r>
-    </w:p>
-    <w:p>
-      <w:pPr>
-        <w:spacing w:after="0" w:before="0"/>
-      </w:pPr>
-      <w:r>
-        <w:rPr>
-          <w:b w:val="0"/>
-          <w:sz w:val="21"/>
-        </w:rPr>
-        <w:t>Solution: The current name of Aurangabad in Maharashtra is option A, Sambhaji Nagar. Sambhaji Nagar is the new name given to the city of Aurangabad in Maharashtra. The name change was made to honor Sambhaji, the son of the Maratha Empire's founder, Chhatrapati Shivaji Maharaj. Aurangabad was originally named after Mughal emperor Aurangzeb, and the decision to rename the city was part of an effort to recognize and celebrate Maratha history and culture. The name change reflects the cultural and historical significance of Sambhaji and symbolizes the local pride and heritage of Maharashtra.</w:t>
-      </w:r>
-    </w:p>
-    <w:p>
-      <w:pPr>
-        <w:spacing w:after="0" w:before="0"/>
-      </w:pPr>
-      <w:r>
-        <w:rPr>
-          <w:b w:val="0"/>
-          <w:sz w:val="20"/>
-        </w:rPr>
-        <w:t>Positive Marks: 1</w:t>
-      </w:r>
-    </w:p>
-    <w:p>
-      <w:pPr>
-        <w:spacing w:after="160" w:before="0"/>
-      </w:pPr>
-      <w:r>
-        <w:rPr>
-          <w:b w:val="0"/>
-          <w:sz w:val="20"/>
-        </w:rPr>
-        <w:t>Negative Marks: 0.25</w:t>
-      </w:r>
-    </w:p>
-    <w:p>
-      <w:pPr>
-        <w:spacing w:after="20" w:before="120"/>
-      </w:pPr>
-      <w:r>
-        <w:rPr>
-          <w:b/>
-          <w:sz w:val="22"/>
-        </w:rPr>
-        <w:t>Question: Winging of scapula after mastectomy due to damage of which nerve ?</w:t>
-      </w:r>
-    </w:p>
-    <w:p>
-      <w:pPr>
-        <w:spacing w:after="0" w:before="0"/>
-      </w:pPr>
-      <w:r>
-        <w:rPr>
-          <w:b w:val="0"/>
-          <w:sz w:val="22"/>
-        </w:rPr>
-        <w:t>(a) Brachial nerve</w:t>
-      </w:r>
-    </w:p>
-    <w:p>
-      <w:pPr>
-        <w:spacing w:after="0" w:before="0"/>
-      </w:pPr>
-      <w:r>
-        <w:rPr>
-          <w:b w:val="0"/>
-          <w:sz w:val="22"/>
-        </w:rPr>
-        <w:t>(b) Long thoracic nerve</w:t>
-      </w:r>
-    </w:p>
-    <w:p>
-      <w:pPr>
-        <w:spacing w:after="0" w:before="0"/>
-      </w:pPr>
-      <w:r>
-        <w:rPr>
-          <w:b w:val="0"/>
-          <w:sz w:val="22"/>
-        </w:rPr>
-        <w:t>(c) Femoral nerve</w:t>
-      </w:r>
-    </w:p>
-    <w:p>
-      <w:pPr>
-        <w:spacing w:after="0" w:before="0"/>
-      </w:pPr>
-      <w:r>
-        <w:rPr>
-          <w:b w:val="0"/>
-          <w:sz w:val="22"/>
-        </w:rPr>
-        <w:t>(d) Radial nerve</w:t>
-      </w:r>
-    </w:p>
-    <w:p>
-      <w:pPr>
-        <w:spacing w:after="0" w:before="40"/>
-      </w:pPr>
-      <w:r>
-        <w:rPr>
-          <w:b/>
-          <w:sz w:val="22"/>
-        </w:rPr>
-        <w:t>Answer: b</w:t>
-      </w:r>
-    </w:p>
-    <w:p>
-      <w:pPr>
-        <w:spacing w:after="0" w:before="0"/>
-      </w:pPr>
-      <w:r>
-        <w:rPr>
-          <w:b w:val="0"/>
-          <w:sz w:val="21"/>
-        </w:rPr>
-        <w:t>Solution: Winging of the scapula after mastectomy results from damage to the long thoracic nerve (nerve to serratus anterior).</w:t>
-      </w:r>
-    </w:p>
-    <w:p>
-      <w:pPr>
-        <w:spacing w:after="0" w:before="0"/>
-      </w:pPr>
-      <w:r>
-        <w:rPr>
-          <w:b w:val="0"/>
-          <w:sz w:val="20"/>
-        </w:rPr>
-        <w:t>Positive Marks: 1</w:t>
-      </w:r>
-    </w:p>
-    <w:p>
-      <w:pPr>
-        <w:spacing w:after="160" w:before="0"/>
-      </w:pPr>
-      <w:r>
-        <w:rPr>
-          <w:b w:val="0"/>
-          <w:sz w:val="20"/>
-        </w:rPr>
-        <w:t>Negative Marks: 0.25</w:t>
-      </w:r>
-    </w:p>
-    <w:p>
-      <w:pPr>
-        <w:spacing w:after="20" w:before="120"/>
-      </w:pPr>
-      <w:r>
-        <w:rPr>
-          <w:b/>
-          <w:sz w:val="22"/>
-        </w:rPr>
-        <w:t>Question: The earliest sign of hypovolaemic shock is:</w:t>
-      </w:r>
-    </w:p>
-    <w:p>
-      <w:pPr>
-        <w:spacing w:after="0" w:before="0"/>
-      </w:pPr>
-      <w:r>
-        <w:rPr>
-          <w:b w:val="0"/>
-          <w:sz w:val="22"/>
-        </w:rPr>
-        <w:t>(a) Oliguria</w:t>
-      </w:r>
-    </w:p>
-    <w:p>
-      <w:pPr>
-        <w:spacing w:after="0" w:before="0"/>
-      </w:pPr>
-      <w:r>
-        <w:rPr>
-          <w:b w:val="0"/>
-          <w:sz w:val="22"/>
-        </w:rPr>
-        <w:t>(b) Cyanosis</w:t>
-      </w:r>
-    </w:p>
-    <w:p>
-      <w:pPr>
-        <w:spacing w:after="0" w:before="0"/>
-      </w:pPr>
-      <w:r>
-        <w:rPr>
-          <w:b w:val="0"/>
-          <w:sz w:val="22"/>
-        </w:rPr>
-        <w:t>(c) Tachycardia</w:t>
-      </w:r>
-    </w:p>
-    <w:p>
-      <w:pPr>
-        <w:spacing w:after="0" w:before="0"/>
-      </w:pPr>
-      <w:r>
-        <w:rPr>
-          <w:b w:val="0"/>
-          <w:sz w:val="22"/>
-        </w:rPr>
-        <w:t>(d) Falling blood pressure</w:t>
-      </w:r>
-    </w:p>
-    <w:p>
-      <w:pPr>
-        <w:spacing w:after="0" w:before="40"/>
-      </w:pPr>
-      <w:r>
-        <w:rPr>
-          <w:b/>
-          <w:sz w:val="22"/>
-        </w:rPr>
-        <w:t>Answer: c</w:t>
-      </w:r>
-    </w:p>
-    <w:p>
-      <w:pPr>
-        <w:spacing w:after="0" w:before="0"/>
-      </w:pPr>
-      <w:r>
-        <w:rPr>
-          <w:b w:val="0"/>
-          <w:sz w:val="21"/>
-        </w:rPr>
-        <w:t>Solution: Tachycardia is an early compensatory sign of hypovolaemia; hypotension appears later.</w:t>
-      </w:r>
-    </w:p>
-    <w:p>
-      <w:pPr>
-        <w:spacing w:after="0" w:before="0"/>
-      </w:pPr>
-      <w:r>
-        <w:rPr>
-          <w:b w:val="0"/>
-          <w:sz w:val="20"/>
-        </w:rPr>
-        <w:t>Positive Marks: 1</w:t>
-      </w:r>
-    </w:p>
-    <w:p>
-      <w:pPr>
-        <w:spacing w:after="160" w:before="0"/>
-      </w:pPr>
-      <w:r>
-        <w:rPr>
-          <w:b w:val="0"/>
-          <w:sz w:val="20"/>
-        </w:rPr>
-        <w:t>Negative Marks: 0.25</w:t>
-      </w:r>
-    </w:p>
-    <w:p>
-      <w:pPr>
-        <w:spacing w:after="20" w:before="120"/>
-      </w:pPr>
-      <w:r>
-        <w:rPr>
-          <w:b/>
-          <w:sz w:val="22"/>
-        </w:rPr>
-        <w:t>Question: A client with status asthmaticus is receiving nebulized albuterol. Which finding indicates the treatment is effective?</w:t>
-      </w:r>
-    </w:p>
-    <w:p>
-      <w:pPr>
-        <w:spacing w:after="0" w:before="0"/>
-      </w:pPr>
-      <w:r>
-        <w:rPr>
-          <w:b w:val="0"/>
-          <w:sz w:val="22"/>
-        </w:rPr>
-        <w:t>(a) Client reports chest tightness</w:t>
-      </w:r>
-    </w:p>
-    <w:p>
-      <w:pPr>
-        <w:spacing w:after="0" w:before="0"/>
-      </w:pPr>
-      <w:r>
-        <w:rPr>
-          <w:b w:val="0"/>
-          <w:sz w:val="22"/>
-        </w:rPr>
-        <w:t>(b) Respiratory rate decreases from 32 to 20 breaths/min</w:t>
-      </w:r>
-    </w:p>
-    <w:p>
-      <w:pPr>
-        <w:spacing w:after="0" w:before="0"/>
-      </w:pPr>
-      <w:r>
-        <w:rPr>
-          <w:b w:val="0"/>
-          <w:sz w:val="22"/>
-        </w:rPr>
-        <w:t>(c) SpO2 falls to 88%</w:t>
-      </w:r>
-    </w:p>
-    <w:p>
-      <w:pPr>
-        <w:spacing w:after="0" w:before="0"/>
-      </w:pPr>
-      <w:r>
-        <w:rPr>
-          <w:b w:val="0"/>
-          <w:sz w:val="22"/>
-        </w:rPr>
-        <w:t>(d) Wheezing becomes louder</w:t>
-      </w:r>
-    </w:p>
-    <w:p>
-      <w:pPr>
-        <w:spacing w:after="0" w:before="40"/>
-      </w:pPr>
-      <w:r>
-        <w:rPr>
-          <w:b/>
-          <w:sz w:val="22"/>
-        </w:rPr>
-        <w:t>Answer: b</w:t>
-      </w:r>
-    </w:p>
-    <w:p>
-      <w:pPr>
-        <w:spacing w:after="0" w:before="0"/>
-      </w:pPr>
-      <w:r>
-        <w:rPr>
-          <w:b w:val="0"/>
-          <w:sz w:val="21"/>
-        </w:rPr>
-        <w:t>Solution: A falling respiratory rate with improving air entry indicates bronchodilation. Louder wheezing may actually signal improved air movement, but the clearest sign of improvement is a normalizing respiratory rate and oxygenation.</w:t>
-      </w:r>
-    </w:p>
-    <w:p>
-      <w:pPr>
-        <w:spacing w:after="0" w:before="0"/>
-      </w:pPr>
-      <w:r>
-        <w:rPr>
-          <w:b w:val="0"/>
-          <w:sz w:val="20"/>
-        </w:rPr>
-        <w:t>Positive Marks: 1</w:t>
-      </w:r>
-    </w:p>
-    <w:p>
-      <w:pPr>
-        <w:spacing w:after="160" w:before="0"/>
-      </w:pPr>
-      <w:r>
-        <w:rPr>
-          <w:b w:val="0"/>
-          <w:sz w:val="20"/>
-        </w:rPr>
-        <w:t>Negative Marks: 0.25</w:t>
-      </w:r>
-    </w:p>
-    <w:p>
-      <w:pPr>
-        <w:spacing w:after="20" w:before="120"/>
-      </w:pPr>
-      <w:r>
-        <w:rPr>
-          <w:b/>
-          <w:sz w:val="22"/>
-        </w:rPr>
-        <w:t>Question: If a nurse administers regular (short-acting) insulin to a patient at 9:00 am, at what time is the drug most likely to reach its peak action?</w:t>
-      </w:r>
-    </w:p>
-    <w:p>
-      <w:pPr>
-        <w:spacing w:after="0" w:before="0"/>
-      </w:pPr>
-      <w:r>
-        <w:rPr>
-          <w:b w:val="0"/>
-          <w:sz w:val="22"/>
-        </w:rPr>
-        <w:t>(a) 10:30 am</w:t>
-      </w:r>
-    </w:p>
-    <w:p>
-      <w:pPr>
-        <w:spacing w:after="0" w:before="0"/>
-      </w:pPr>
-      <w:r>
-        <w:rPr>
-          <w:b w:val="0"/>
-          <w:sz w:val="22"/>
-        </w:rPr>
-        <w:t>(b) 10:00 am</w:t>
-      </w:r>
-    </w:p>
-    <w:p>
-      <w:pPr>
-        <w:spacing w:after="0" w:before="0"/>
-      </w:pPr>
-      <w:r>
-        <w:rPr>
-          <w:b w:val="0"/>
-          <w:sz w:val="22"/>
-        </w:rPr>
-        <w:t>(c) 9:15 am</w:t>
-      </w:r>
-    </w:p>
-    <w:p>
-      <w:pPr>
-        <w:spacing w:after="0" w:before="0"/>
-      </w:pPr>
-      <w:r>
-        <w:rPr>
-          <w:b w:val="0"/>
-          <w:sz w:val="22"/>
-        </w:rPr>
-        <w:t>(d) 12:00 pm</w:t>
-      </w:r>
-    </w:p>
-    <w:p>
-      <w:pPr>
-        <w:spacing w:after="0" w:before="40"/>
-      </w:pPr>
-      <w:r>
-        <w:rPr>
-          <w:b/>
-          <w:sz w:val="22"/>
-        </w:rPr>
-        <w:t>Answer: d</w:t>
-      </w:r>
-    </w:p>
-    <w:p>
-      <w:pPr>
-        <w:spacing w:after="0" w:before="0"/>
-      </w:pPr>
-      <w:r>
-        <w:rPr>
-          <w:b w:val="0"/>
-          <w:sz w:val="21"/>
-        </w:rPr>
-        <w:t>Solution: Regular (short-acting) insulin peaks 2-4 hours after subcutaneous injection; injected at 9 am it peaks around 12 noon.</w:t>
-      </w:r>
-    </w:p>
-    <w:p>
-      <w:pPr>
-        <w:spacing w:after="0" w:before="0"/>
-      </w:pPr>
-      <w:r>
-        <w:rPr>
-          <w:b w:val="0"/>
-          <w:sz w:val="20"/>
-        </w:rPr>
-        <w:t>Positive Marks: 1</w:t>
-      </w:r>
-    </w:p>
-    <w:p>
-      <w:pPr>
-        <w:spacing w:after="160" w:before="0"/>
-      </w:pPr>
-      <w:r>
-        <w:rPr>
-          <w:b w:val="0"/>
-          <w:sz w:val="20"/>
-        </w:rPr>
-        <w:t>Negative Marks: 0.25</w:t>
-      </w:r>
-    </w:p>
-    <w:p>
-      <w:pPr>
-        <w:spacing w:after="20" w:before="120"/>
-      </w:pPr>
-      <w:r>
-        <w:rPr>
-          <w:b/>
-          <w:sz w:val="22"/>
-        </w:rPr>
-        <w:t>Question: Which of the following findings suggests worsening condition or severe symptoms of dengue, excluding others?</w:t>
-      </w:r>
-    </w:p>
-    <w:p>
-      <w:pPr>
-        <w:spacing w:after="0" w:before="0"/>
-      </w:pPr>
-      <w:r>
-        <w:rPr>
-          <w:b w:val="0"/>
-          <w:sz w:val="22"/>
-        </w:rPr>
-        <w:t>(a) Persistent vomiting</w:t>
-      </w:r>
-    </w:p>
-    <w:p>
-      <w:pPr>
-        <w:spacing w:after="0" w:before="0"/>
-      </w:pPr>
-      <w:r>
-        <w:rPr>
-          <w:b w:val="0"/>
-          <w:sz w:val="22"/>
-        </w:rPr>
-        <w:t>(b) High grade fever</w:t>
-      </w:r>
-    </w:p>
-    <w:p>
-      <w:pPr>
-        <w:spacing w:after="0" w:before="0"/>
-      </w:pPr>
-      <w:r>
-        <w:rPr>
-          <w:b w:val="0"/>
-          <w:sz w:val="22"/>
-        </w:rPr>
-        <w:t>(c) Blood in vomit or stool</w:t>
-      </w:r>
-    </w:p>
-    <w:p>
-      <w:pPr>
-        <w:spacing w:after="0" w:before="0"/>
-      </w:pPr>
-      <w:r>
-        <w:rPr>
-          <w:b w:val="0"/>
-          <w:sz w:val="22"/>
-        </w:rPr>
-        <w:t>(d) Severe Abdominal pain</w:t>
-      </w:r>
-    </w:p>
-    <w:p>
-      <w:pPr>
-        <w:spacing w:after="0" w:before="40"/>
-      </w:pPr>
-      <w:r>
-        <w:rPr>
-          <w:b/>
-          <w:sz w:val="22"/>
-        </w:rPr>
-        <w:t>Answer: b</w:t>
-      </w:r>
-    </w:p>
-    <w:p>
-      <w:pPr>
-        <w:spacing w:after="0" w:before="0"/>
-      </w:pPr>
-      <w:r>
-        <w:rPr>
-          <w:b w:val="0"/>
-          <w:sz w:val="21"/>
-        </w:rPr>
-        <w:t>Solution: Warning signs of severe dengue include severe abdominal pain, persistent vomiting, mucosal bleeding (blood in vomit or stool), lethargy and fluid accumulation; high-grade fever alone is a general symptom and is not a warning sign.</w:t>
-      </w:r>
-    </w:p>
-    <w:p>
-      <w:pPr>
-        <w:spacing w:after="0" w:before="0"/>
-      </w:pPr>
-      <w:r>
-        <w:rPr>
-          <w:b w:val="0"/>
-          <w:sz w:val="20"/>
-        </w:rPr>
-        <w:t>Positive Marks: 1</w:t>
-      </w:r>
-    </w:p>
-    <w:p>
-      <w:pPr>
-        <w:spacing w:after="160" w:before="0"/>
-      </w:pPr>
-      <w:r>
-        <w:rPr>
-          <w:b w:val="0"/>
-          <w:sz w:val="20"/>
-        </w:rPr>
-        <w:t>Negative Marks: 0.25</w:t>
-      </w:r>
-    </w:p>
-    <w:p>
-      <w:pPr>
-        <w:spacing w:after="20" w:before="120"/>
-      </w:pPr>
-      <w:r>
-        <w:rPr>
-          <w:b/>
-          <w:sz w:val="22"/>
-        </w:rPr>
-        <w:t>Question: Core body temperature can be measured using all of the following methods; except:</w:t>
-      </w:r>
-    </w:p>
-    <w:p>
-      <w:pPr>
-        <w:spacing w:after="0" w:before="0"/>
-      </w:pPr>
-      <w:r>
-        <w:rPr>
-          <w:b w:val="0"/>
-          <w:sz w:val="22"/>
-        </w:rPr>
-        <w:t>(a) Temporal artery</w:t>
-      </w:r>
-    </w:p>
-    <w:p>
-      <w:pPr>
-        <w:spacing w:after="0" w:before="0"/>
-      </w:pPr>
-      <w:r>
-        <w:rPr>
-          <w:b w:val="0"/>
-          <w:sz w:val="22"/>
-        </w:rPr>
-        <w:t>(b) Rectal</w:t>
-      </w:r>
-    </w:p>
-    <w:p>
-      <w:pPr>
-        <w:spacing w:after="0" w:before="0"/>
-      </w:pPr>
-      <w:r>
-        <w:rPr>
-          <w:b w:val="0"/>
-          <w:sz w:val="22"/>
-        </w:rPr>
-        <w:t>(c) Esophageal</w:t>
-      </w:r>
-    </w:p>
-    <w:p>
-      <w:pPr>
-        <w:spacing w:after="0" w:before="0"/>
-      </w:pPr>
-      <w:r>
-        <w:rPr>
-          <w:b w:val="0"/>
-          <w:sz w:val="22"/>
-        </w:rPr>
-        <w:t>(d) Oral</w:t>
-      </w:r>
-    </w:p>
-    <w:p>
-      <w:pPr>
-        <w:spacing w:after="0" w:before="40"/>
-      </w:pPr>
-      <w:r>
-        <w:rPr>
-          <w:b/>
-          <w:sz w:val="22"/>
-        </w:rPr>
-        <w:t>Answer: a</w:t>
-      </w:r>
-    </w:p>
-    <w:p>
-      <w:pPr>
-        <w:spacing w:after="0" w:before="0"/>
-      </w:pPr>
-      <w:r>
-        <w:rPr>
-          <w:b w:val="0"/>
-          <w:sz w:val="21"/>
-        </w:rPr>
-        <w:t>Solution: Core body temperature is measured by rectal, oesophageal or pulmonary artery methods; temporal artery measurement is not a core method.</w:t>
-      </w:r>
-    </w:p>
-    <w:p>
-      <w:pPr>
-        <w:spacing w:after="0" w:before="0"/>
-      </w:pPr>
-      <w:r>
-        <w:rPr>
-          <w:b w:val="0"/>
-          <w:sz w:val="20"/>
-        </w:rPr>
-        <w:t>Positive Marks: 1</w:t>
-      </w:r>
-    </w:p>
-    <w:p>
-      <w:pPr>
-        <w:spacing w:after="160" w:before="0"/>
-      </w:pPr>
-      <w:r>
-        <w:rPr>
-          <w:b w:val="0"/>
-          <w:sz w:val="20"/>
-        </w:rPr>
-        <w:t>Negative Marks: 0.25</w:t>
-      </w:r>
-    </w:p>
-    <w:p>
-      <w:pPr>
-        <w:spacing w:after="20" w:before="120"/>
-      </w:pPr>
-      <w:r>
-        <w:rPr>
-          <w:b/>
-          <w:sz w:val="22"/>
-        </w:rPr>
-        <w:t>Question: After a normal vaginal delivery, breastfeeding should be started within:</w:t>
-      </w:r>
-    </w:p>
-    <w:p>
-      <w:pPr>
-        <w:spacing w:after="0" w:before="0"/>
-      </w:pPr>
-      <w:r>
-        <w:rPr>
-          <w:b w:val="0"/>
-          <w:sz w:val="22"/>
-        </w:rPr>
-        <w:t>(a) 8 hour</w:t>
-      </w:r>
-    </w:p>
-    <w:p>
-      <w:pPr>
-        <w:spacing w:after="0" w:before="0"/>
-      </w:pPr>
-      <w:r>
-        <w:rPr>
-          <w:b w:val="0"/>
-          <w:sz w:val="22"/>
-        </w:rPr>
-        <w:t>(b) 4 hour</w:t>
-      </w:r>
-    </w:p>
-    <w:p>
-      <w:pPr>
-        <w:spacing w:after="0" w:before="0"/>
-      </w:pPr>
-      <w:r>
-        <w:rPr>
-          <w:b w:val="0"/>
-          <w:sz w:val="22"/>
-        </w:rPr>
-        <w:t>(c) 30 minute</w:t>
-      </w:r>
-    </w:p>
-    <w:p>
-      <w:pPr>
-        <w:spacing w:after="0" w:before="0"/>
-      </w:pPr>
-      <w:r>
-        <w:rPr>
-          <w:b w:val="0"/>
-          <w:sz w:val="22"/>
-        </w:rPr>
-        <w:t>(d) After 2 days</w:t>
-      </w:r>
-    </w:p>
-    <w:p>
-      <w:pPr>
-        <w:spacing w:after="0" w:before="40"/>
-      </w:pPr>
-      <w:r>
-        <w:rPr>
-          <w:b/>
-          <w:sz w:val="22"/>
-        </w:rPr>
-        <w:t>Answer: c</w:t>
-      </w:r>
-    </w:p>
-    <w:p>
-      <w:pPr>
-        <w:spacing w:after="0" w:before="0"/>
-      </w:pPr>
-      <w:r>
-        <w:rPr>
-          <w:b w:val="0"/>
-          <w:sz w:val="21"/>
-        </w:rPr>
-        <w:t>Solution: Breastfeeding should ideally start within option A, 30 minutes after vaginal normal delivery. Early initiation of breastfeeding is recommended to promote successful breastfeeding and establish a strong mother-infant bond. Starting breastfeeding soon after delivery allows the newborn to receive colostrum, which is the highly nutritious and antibody-rich first milk produced by the mother. Colostrum provides essential nutrients, antibodies, and protective factors that support the newborn's immune system and overall health. It also helps stimulate milk production in the mother. Healthcare professionals should encourage and assist mothers in initiating breastfeeding promptly after childbirth to ensure the best possible start for both mother and baby.</w:t>
-      </w:r>
-    </w:p>
-    <w:p>
-      <w:pPr>
-        <w:spacing w:after="0" w:before="0"/>
-      </w:pPr>
-      <w:r>
-        <w:rPr>
-          <w:b w:val="0"/>
-          <w:sz w:val="20"/>
-        </w:rPr>
-        <w:t>Positive Marks: 1</w:t>
-      </w:r>
-    </w:p>
-    <w:p>
-      <w:pPr>
-        <w:spacing w:after="160" w:before="0"/>
-      </w:pPr>
-      <w:r>
-        <w:rPr>
-          <w:b w:val="0"/>
-          <w:sz w:val="20"/>
-        </w:rPr>
-        <w:t>Negative Marks: 0.25</w:t>
-      </w:r>
-    </w:p>
-    <w:p>
-      <w:pPr>
-        <w:spacing w:after="20" w:before="120"/>
-      </w:pPr>
-      <w:r>
-        <w:rPr>
-          <w:b/>
-          <w:sz w:val="22"/>
-        </w:rPr>
-        <w:t>Question: During suctioning, the patient complains of respiratory distress. First nursing action should be:</w:t>
-      </w:r>
-    </w:p>
-    <w:p>
-      <w:pPr>
-        <w:spacing w:after="0" w:before="0"/>
-      </w:pPr>
-      <w:r>
-        <w:rPr>
-          <w:b w:val="0"/>
-          <w:sz w:val="22"/>
-        </w:rPr>
-        <w:t>(a) Suction rapidly in 5 sec and remove the catheter</w:t>
-      </w:r>
-    </w:p>
-    <w:p>
-      <w:pPr>
-        <w:spacing w:after="0" w:before="0"/>
-      </w:pPr>
-      <w:r>
-        <w:rPr>
-          <w:b w:val="0"/>
-          <w:sz w:val="22"/>
-        </w:rPr>
-        <w:t>(b) Call doctor immediately</w:t>
-      </w:r>
-    </w:p>
-    <w:p>
-      <w:pPr>
-        <w:spacing w:after="0" w:before="0"/>
-      </w:pPr>
-      <w:r>
-        <w:rPr>
-          <w:b w:val="0"/>
-          <w:sz w:val="22"/>
-        </w:rPr>
-        <w:t>(c) Immediately remove suction catheter</w:t>
-      </w:r>
-    </w:p>
-    <w:p>
-      <w:pPr>
-        <w:spacing w:after="0" w:before="0"/>
-      </w:pPr>
-      <w:r>
-        <w:rPr>
-          <w:b w:val="0"/>
-          <w:sz w:val="22"/>
-        </w:rPr>
-        <w:t>(d) Call senior nurse</w:t>
-      </w:r>
-    </w:p>
-    <w:p>
-      <w:pPr>
-        <w:spacing w:after="0" w:before="40"/>
-      </w:pPr>
-      <w:r>
-        <w:rPr>
-          <w:b/>
-          <w:sz w:val="22"/>
-        </w:rPr>
-        <w:t>Answer: c</w:t>
-      </w:r>
-    </w:p>
-    <w:p>
-      <w:pPr>
-        <w:spacing w:after="0" w:before="0"/>
-      </w:pPr>
-      <w:r>
-        <w:rPr>
-          <w:b w:val="0"/>
-          <w:sz w:val="21"/>
-        </w:rPr>
-        <w:t>Solution: If the patient develops respiratory distress during suctioning, the first action is to remove the suction catheter immediately.</w:t>
-      </w:r>
-    </w:p>
-    <w:p>
-      <w:pPr>
-        <w:spacing w:after="0" w:before="0"/>
-      </w:pPr>
-      <w:r>
-        <w:rPr>
-          <w:b w:val="0"/>
-          <w:sz w:val="20"/>
-        </w:rPr>
-        <w:t>Positive Marks: 1</w:t>
-      </w:r>
-    </w:p>
-    <w:p>
-      <w:pPr>
-        <w:spacing w:after="160" w:before="0"/>
-      </w:pPr>
-      <w:r>
-        <w:rPr>
-          <w:b w:val="0"/>
-          <w:sz w:val="20"/>
-        </w:rPr>
-        <w:t>Negative Marks: 0.25</w:t>
-      </w:r>
-    </w:p>
-    <w:p>
-      <w:pPr>
-        <w:spacing w:after="20" w:before="120"/>
-      </w:pPr>
-      <w:r>
-        <w:rPr>
-          <w:b/>
-          <w:sz w:val="22"/>
-        </w:rPr>
-        <w:t>Question: A client with type 1 diabetes mellitus is found unresponsive in bed. What is the nurse's FIRST action?</w:t>
-      </w:r>
-    </w:p>
-    <w:p>
-      <w:pPr>
-        <w:spacing w:after="0" w:before="0"/>
-      </w:pPr>
-      <w:r>
-        <w:rPr>
-          <w:b w:val="0"/>
-          <w:sz w:val="22"/>
-        </w:rPr>
-        <w:t>(a) Check the blood glucose level</w:t>
-      </w:r>
-    </w:p>
-    <w:p>
-      <w:pPr>
-        <w:spacing w:after="0" w:before="0"/>
-      </w:pPr>
-      <w:r>
-        <w:rPr>
-          <w:b w:val="0"/>
-          <w:sz w:val="22"/>
-        </w:rPr>
-        <w:t>(b) Administer 50% dextrose IV</w:t>
-      </w:r>
-    </w:p>
-    <w:p>
-      <w:pPr>
-        <w:spacing w:after="0" w:before="0"/>
-      </w:pPr>
-      <w:r>
-        <w:rPr>
-          <w:b w:val="0"/>
-          <w:sz w:val="22"/>
-        </w:rPr>
-        <w:t>(c) Give glucagon IM</w:t>
-      </w:r>
-    </w:p>
-    <w:p>
-      <w:pPr>
-        <w:spacing w:after="0" w:before="0"/>
-      </w:pPr>
-      <w:r>
-        <w:rPr>
-          <w:b w:val="0"/>
-          <w:sz w:val="22"/>
-        </w:rPr>
-        <w:t>(d) Notify the health care provider</w:t>
-      </w:r>
-    </w:p>
-    <w:p>
-      <w:pPr>
-        <w:spacing w:after="0" w:before="40"/>
-      </w:pPr>
-      <w:r>
-        <w:rPr>
-          <w:b/>
-          <w:sz w:val="22"/>
-        </w:rPr>
-        <w:t>Answer: a</w:t>
-      </w:r>
-    </w:p>
-    <w:p>
-      <w:pPr>
-        <w:spacing w:after="0" w:before="0"/>
-      </w:pPr>
-      <w:r>
-        <w:rPr>
-          <w:b w:val="0"/>
-          <w:sz w:val="21"/>
-        </w:rPr>
-        <w:t>Solution: An unresponsive diabetic client must be assumed hypoglycemic until proven otherwise; the first action is to confirm the blood glucose level before treating.</w:t>
-      </w:r>
-    </w:p>
-    <w:p>
-      <w:pPr>
-        <w:spacing w:after="0" w:before="0"/>
-      </w:pPr>
-      <w:r>
-        <w:rPr>
-          <w:b w:val="0"/>
-          <w:sz w:val="20"/>
-        </w:rPr>
-        <w:t>Positive Marks: 1</w:t>
-      </w:r>
-    </w:p>
-    <w:p>
-      <w:pPr>
-        <w:spacing w:after="160" w:before="0"/>
-      </w:pPr>
-      <w:r>
-        <w:rPr>
-          <w:b w:val="0"/>
-          <w:sz w:val="20"/>
-        </w:rPr>
-        <w:t>Negative Marks: 0.25</w:t>
-      </w:r>
-    </w:p>
-    <w:p>
-      <w:pPr>
-        <w:spacing w:after="20" w:before="120"/>
-      </w:pPr>
-      <w:r>
-        <w:rPr>
-          <w:b/>
-          <w:sz w:val="22"/>
-        </w:rPr>
-        <w:t>Question: The nurse had a needle stick injury with a hepatitis B infected needle, what is priority nursing action?</w:t>
-      </w:r>
-    </w:p>
-    <w:p>
-      <w:pPr>
-        <w:spacing w:after="0" w:before="0"/>
-      </w:pPr>
-      <w:r>
-        <w:rPr>
-          <w:b w:val="0"/>
-          <w:sz w:val="22"/>
-        </w:rPr>
-        <w:t>(a) Start PEP treatment immediately</w:t>
-      </w:r>
-    </w:p>
-    <w:p>
-      <w:pPr>
-        <w:spacing w:after="0" w:before="0"/>
-      </w:pPr>
-      <w:r>
-        <w:rPr>
-          <w:b w:val="0"/>
-          <w:sz w:val="22"/>
-        </w:rPr>
-        <w:t>(b) Wash puncture site with soap and water</w:t>
-      </w:r>
-    </w:p>
-    <w:p>
-      <w:pPr>
-        <w:spacing w:after="0" w:before="0"/>
-      </w:pPr>
-      <w:r>
-        <w:rPr>
-          <w:b w:val="0"/>
-          <w:sz w:val="22"/>
-        </w:rPr>
-        <w:t>(c) Collect needle for laboratory check</w:t>
-      </w:r>
-    </w:p>
-    <w:p>
-      <w:pPr>
-        <w:spacing w:after="0" w:before="0"/>
-      </w:pPr>
-      <w:r>
-        <w:rPr>
-          <w:b w:val="0"/>
-          <w:sz w:val="22"/>
-        </w:rPr>
-        <w:t>(d) Get a doctor appointment</w:t>
-      </w:r>
-    </w:p>
-    <w:p>
-      <w:pPr>
-        <w:spacing w:after="0" w:before="40"/>
-      </w:pPr>
-      <w:r>
-        <w:rPr>
-          <w:b/>
-          <w:sz w:val="22"/>
-        </w:rPr>
-        <w:t>Answer: b</w:t>
-      </w:r>
-    </w:p>
-    <w:p>
-      <w:pPr>
-        <w:spacing w:after="0" w:before="0"/>
-      </w:pPr>
-      <w:r>
-        <w:rPr>
-          <w:b w:val="0"/>
-          <w:sz w:val="21"/>
-        </w:rPr>
-        <w:t>Solution: After a hepatitis B needle-stick injury, the priority action is to wash the puncture site with soap and water, then report and start PEP.</w:t>
-      </w:r>
-    </w:p>
-    <w:p>
-      <w:pPr>
-        <w:spacing w:after="0" w:before="0"/>
-      </w:pPr>
-      <w:r>
-        <w:rPr>
-          <w:b w:val="0"/>
-          <w:sz w:val="20"/>
-        </w:rPr>
-        <w:t>Positive Marks: 1</w:t>
-      </w:r>
-    </w:p>
-    <w:p>
-      <w:pPr>
-        <w:spacing w:after="160" w:before="0"/>
-      </w:pPr>
-      <w:r>
-        <w:rPr>
-          <w:b w:val="0"/>
-          <w:sz w:val="20"/>
-        </w:rPr>
-        <w:t>Negative Marks: 0.25</w:t>
+      <w:r>
+        <w:t xml:space="preserve">Question: The normal blood glucose level of a newborn infant is approximately</w:t>
+      </w:r>
+    </w:p>
+    <w:p>
+      <w:r>
+        <w:t xml:space="preserve">(a) 40-80 mg/dL</w:t>
+      </w:r>
+    </w:p>
+    <w:p>
+      <w:r>
+        <w:t xml:space="preserve">(b) 150-200 mg/dL</w:t>
+      </w:r>
+    </w:p>
+    <w:p>
+      <w:r>
+        <w:t xml:space="preserve">(c) 250-300 mg/dL</w:t>
+      </w:r>
+    </w:p>
+    <w:p>
+      <w:r>
+        <w:t xml:space="preserve">(d) 400-500 mg/dL</w:t>
+      </w:r>
+    </w:p>
+    <w:p>
+      <w:r>
+        <w:t xml:space="preserve">Answer: a</w:t>
+      </w:r>
+    </w:p>
+    <w:p>
+      <w:r>
+        <w:t xml:space="preserve">Solution: ✅ Correct Answer: a</w:t>
+      </w:r>
+    </w:p>
+    <w:p>
+      <w:r>
+        <w:t xml:space="preserve">🧠 Clinical Rationale: Normal newborn glucose is about 40-80 mg/dL — LOWER than the adult range; values below 40 indicate NEONATAL HYPOGLYCEMIA needing treatment.</w:t>
+      </w:r>
+    </w:p>
+    <w:p>
+      <w:r>
+        <w:t xml:space="preserve">❌ Why Not Other Options?</w:t>
+      </w:r>
+    </w:p>
+    <w:p>
+      <w:r>
+        <w:t xml:space="preserve">(b) — 150-200 mg/dL is hyperglycemic for a newborn.</w:t>
+      </w:r>
+    </w:p>
+    <w:p>
+      <w:r>
+        <w:t xml:space="preserve">(c) — 250-300 mg/dL is markedly high.</w:t>
+      </w:r>
+    </w:p>
+    <w:p>
+      <w:r>
+        <w:t xml:space="preserve">(d) — 400-500 mg/dL is dangerous hyperglycemia.</w:t>
+      </w:r>
+    </w:p>
+    <w:p>
+      <w:r>
+        <w:t xml:space="preserve">⚠️ Exam Trap: "Newborn hypoglycemia = &lt; 40 mg/dL (some say &lt; 45) — at-risk babies: preterm, LBW, IDM (infant of diabetic mother)."</w:t>
+      </w:r>
+    </w:p>
+    <w:p>
+      <w:r>
+        <w:t xml:space="preserve">💎 PNC Pearl: "A newborn's sugar runs low by adult standards — 40 is the floor."</w:t>
+      </w:r>
+    </w:p>
+    <w:p>
+      <w:r>
+        <w:t xml:space="preserve">Positive Marks: 1</w:t>
+      </w:r>
+    </w:p>
+    <w:p>
+      <w:r>
+        <w:t xml:space="preserve">Negative Marks: 0.25</w:t>
+      </w:r>
+    </w:p>
+    <w:p>
+      <w:r>
+        <w:t xml:space="preserve"/>
+      </w:r>
+    </w:p>
+    <w:p>
+      <w:r>
+        <w:t xml:space="preserve">Question: An intradermal injection is given at an angle of</w:t>
+      </w:r>
+    </w:p>
+    <w:p>
+      <w:r>
+        <w:t xml:space="preserve">(a) 10-15 degrees</w:t>
+      </w:r>
+    </w:p>
+    <w:p>
+      <w:r>
+        <w:t xml:space="preserve">(b) 45 degrees</w:t>
+      </w:r>
+    </w:p>
+    <w:p>
+      <w:r>
+        <w:t xml:space="preserve">(c) 90 degrees</w:t>
+      </w:r>
+    </w:p>
+    <w:p>
+      <w:r>
+        <w:t xml:space="preserve">(d) 180 degrees</w:t>
+      </w:r>
+    </w:p>
+    <w:p>
+      <w:r>
+        <w:t xml:space="preserve">Answer: a</w:t>
+      </w:r>
+    </w:p>
+    <w:p>
+      <w:r>
+        <w:t xml:space="preserve">Solution: ✅ Correct Answer: a</w:t>
+      </w:r>
+    </w:p>
+    <w:p>
+      <w:r>
+        <w:t xml:space="preserve">🧠 Clinical Rationale: INTRADERMAL injections (e.g., Mantoux, allergy tests) are given at 10-15 DEGREES — the drug forms a small BLEB in the dermis.</w:t>
+      </w:r>
+    </w:p>
+    <w:p>
+      <w:r>
+        <w:t xml:space="preserve">❌ Why Not Other Options?</w:t>
+      </w:r>
+    </w:p>
+    <w:p>
+      <w:r>
+        <w:t xml:space="preserve">(b) — 45 degrees is a subcutaneous angle.</w:t>
+      </w:r>
+    </w:p>
+    <w:p>
+      <w:r>
+        <w:t xml:space="preserve">(c) — 90 degrees is the intramuscular angle.</w:t>
+      </w:r>
+    </w:p>
+    <w:p>
+      <w:r>
+        <w:t xml:space="preserve">(d) — 180 degrees is impossible.</w:t>
+      </w:r>
+    </w:p>
+    <w:p>
+      <w:r>
+        <w:t xml:space="preserve">⚠️ Exam Trap: "ID = 10-15° (bleb in dermis); SC = 45-90°; IM = 90° — the angle-to-depth ladder is a fundamentals favourite."</w:t>
+      </w:r>
+    </w:p>
+    <w:p>
+      <w:r>
+        <w:t xml:space="preserve">💎 PNC Pearl: "Fifteen degrees skims the skin and raises a bleb — the Mantoux bump."</w:t>
+      </w:r>
+    </w:p>
+    <w:p>
+      <w:r>
+        <w:t xml:space="preserve">Positive Marks: 1</w:t>
+      </w:r>
+    </w:p>
+    <w:p>
+      <w:r>
+        <w:t xml:space="preserve">Negative Marks: 0.25</w:t>
+      </w:r>
+    </w:p>
+    <w:p>
+      <w:r>
+        <w:t xml:space="preserve"/>
+      </w:r>
+    </w:p>
+    <w:p>
+      <w:r>
+        <w:t xml:space="preserve">Question: Severe metabolic acidosis in chronic renal failure is managed with</w:t>
+      </w:r>
+    </w:p>
+    <w:p>
+      <w:r>
+        <w:t xml:space="preserve">(a) Sodium bicarbonate</w:t>
+      </w:r>
+    </w:p>
+    <w:p>
+      <w:r>
+        <w:t xml:space="preserve">(b) Potassium chloride</w:t>
+      </w:r>
+    </w:p>
+    <w:p>
+      <w:r>
+        <w:t xml:space="preserve">(c) Oral iron</w:t>
+      </w:r>
+    </w:p>
+    <w:p>
+      <w:r>
+        <w:t xml:space="preserve">(d) Vitamin C</w:t>
+      </w:r>
+    </w:p>
+    <w:p>
+      <w:r>
+        <w:t xml:space="preserve">Answer: a</w:t>
+      </w:r>
+    </w:p>
+    <w:p>
+      <w:r>
+        <w:t xml:space="preserve">Solution: ✅ Correct Answer: a</w:t>
+      </w:r>
+    </w:p>
+    <w:p>
+      <w:r>
+        <w:t xml:space="preserve">🧠 Clinical Rationale: SODIUM BICARBONATE corrects metabolic acidosis — the dose is guided by arterial blood gas analysis.</w:t>
+      </w:r>
+    </w:p>
+    <w:p>
+      <w:r>
+        <w:t xml:space="preserve">❌ Why Not Other Options?</w:t>
+      </w:r>
+    </w:p>
+    <w:p>
+      <w:r>
+        <w:t xml:space="preserve">(b) — Potassium chloride would worsen hyperkalemia.</w:t>
+      </w:r>
+    </w:p>
+    <w:p>
+      <w:r>
+        <w:t xml:space="preserve">(c) — Iron treats anemia.</w:t>
+      </w:r>
+    </w:p>
+    <w:p>
+      <w:r>
+        <w:t xml:space="preserve">(d) — Vitamin C is unrelated.</w:t>
+      </w:r>
+    </w:p>
+    <w:p>
+      <w:r>
+        <w:t xml:space="preserve">⚠️ Exam Trap: "Renal acidosis → bicarbonate; hyperkalemia → calcium gluconate + insulin-glucose; the acid-base treatment match is the exam point."</w:t>
+      </w:r>
+    </w:p>
+    <w:p>
+      <w:r>
+        <w:t xml:space="preserve">💎 PNC Pearl: "Bicarbonate is the base that balances the failing kidney's acid tide."</w:t>
+      </w:r>
+    </w:p>
+    <w:p>
+      <w:r>
+        <w:t xml:space="preserve">Positive Marks: 1</w:t>
+      </w:r>
+    </w:p>
+    <w:p>
+      <w:r>
+        <w:t xml:space="preserve">Negative Marks: 0.25</w:t>
+      </w:r>
+    </w:p>
+    <w:p>
+      <w:r>
+        <w:t xml:space="preserve"/>
+      </w:r>
+    </w:p>
+    <w:p>
+      <w:r>
+        <w:t xml:space="preserve">Question: A healthy newborn usually regains its birth weight by about</w:t>
+      </w:r>
+    </w:p>
+    <w:p>
+      <w:r>
+        <w:t xml:space="preserve">(a) 10-14 days of age</w:t>
+      </w:r>
+    </w:p>
+    <w:p>
+      <w:r>
+        <w:t xml:space="preserve">(b) 6 months of age</w:t>
+      </w:r>
+    </w:p>
+    <w:p>
+      <w:r>
+        <w:t xml:space="preserve">(c) 1 year of age</w:t>
+      </w:r>
+    </w:p>
+    <w:p>
+      <w:r>
+        <w:t xml:space="preserve">(d) 2 years of age</w:t>
+      </w:r>
+    </w:p>
+    <w:p>
+      <w:r>
+        <w:t xml:space="preserve">Answer: a</w:t>
+      </w:r>
+    </w:p>
+    <w:p>
+      <w:r>
+        <w:t xml:space="preserve">Solution: ✅ Correct Answer: a</w:t>
+      </w:r>
+    </w:p>
+    <w:p>
+      <w:r>
+        <w:t xml:space="preserve">🧠 Clinical Rationale: After an initial PHYSIOLOGICAL weight loss (up to 10% in the first days), the newborn REGAINS birth weight by about 10-14 DAYS.</w:t>
+      </w:r>
+    </w:p>
+    <w:p>
+      <w:r>
+        <w:t xml:space="preserve">❌ Why Not Other Options?</w:t>
+      </w:r>
+    </w:p>
+    <w:p>
+      <w:r>
+        <w:t xml:space="preserve">(b) — 6 months is when birth weight doubles (some sources).</w:t>
+      </w:r>
+    </w:p>
+    <w:p>
+      <w:r>
+        <w:t xml:space="preserve">(c) — 1 year is when it triples.</w:t>
+      </w:r>
+    </w:p>
+    <w:p>
+      <w:r>
+        <w:t xml:space="preserve">(d) — 2 years is far beyond.</w:t>
+      </w:r>
+    </w:p>
+    <w:p>
+      <w:r>
+        <w:t xml:space="preserve">⚠️ Exam Trap: "Newborn milestones — birth weight regained by 10-14 days; doubles by 4-6 months; triples by 1 year."</w:t>
+      </w:r>
+    </w:p>
+    <w:p>
+      <w:r>
+        <w:t xml:space="preserve">💎 PNC Pearl: "Two weeks to climb back to birth weight — then double at 5 months, triple at one year."</w:t>
+      </w:r>
+    </w:p>
+    <w:p>
+      <w:r>
+        <w:t xml:space="preserve">Positive Marks: 1</w:t>
+      </w:r>
+    </w:p>
+    <w:p>
+      <w:r>
+        <w:t xml:space="preserve">Negative Marks: 0.25</w:t>
+      </w:r>
+    </w:p>
+    <w:p>
+      <w:r>
+        <w:t xml:space="preserve"/>
+      </w:r>
+    </w:p>
+    <w:p>
+      <w:r>
+        <w:t xml:space="preserve">Question: A child with nephrotic syndrome typically presents with</w:t>
+      </w:r>
+    </w:p>
+    <w:p>
+      <w:r>
+        <w:t xml:space="preserve">(a) Generalized edema with heavy proteinuria</w:t>
+      </w:r>
+    </w:p>
+    <w:p>
+      <w:r>
+        <w:t xml:space="preserve">(b) Polyuria only</w:t>
+      </w:r>
+    </w:p>
+    <w:p>
+      <w:r>
+        <w:t xml:space="preserve">(c) Jaundice only</w:t>
+      </w:r>
+    </w:p>
+    <w:p>
+      <w:r>
+        <w:t xml:space="preserve">(d) Fever only</w:t>
+      </w:r>
+    </w:p>
+    <w:p>
+      <w:r>
+        <w:t xml:space="preserve">Answer: a</w:t>
+      </w:r>
+    </w:p>
+    <w:p>
+      <w:r>
+        <w:t xml:space="preserve">Solution: ✅ Correct Answer: a</w:t>
+      </w:r>
+    </w:p>
+    <w:p>
+      <w:r>
+        <w:t xml:space="preserve">🧠 Clinical Rationale: NEPHROTIC SYNDROME causes MASSIVE PROTEINURIA, hypoalbuminemia, GENERALIZED EDEMA, and hyperlipidemia — the classic triad-plus.</w:t>
+      </w:r>
+    </w:p>
+    <w:p>
+      <w:r>
+        <w:t xml:space="preserve">❌ Why Not Other Options?</w:t>
+      </w:r>
+    </w:p>
+    <w:p>
+      <w:r>
+        <w:t xml:space="preserve">(b) — Polyuria alone is not nephrotic syndrome.</w:t>
+      </w:r>
+    </w:p>
+    <w:p>
+      <w:r>
+        <w:t xml:space="preserve">(c) — Jaundice suggests liver disease.</w:t>
+      </w:r>
+    </w:p>
+    <w:p>
+      <w:r>
+        <w:t xml:space="preserve">(d) — Fever alone suggests infection.</w:t>
+      </w:r>
+    </w:p>
+    <w:p>
+      <w:r>
+        <w:t xml:space="preserve">⚠️ Exam Trap: "Nephrotic = protein in urine + low albumin + edema + high lipids; nephritic = blood in urine + hypertension + oliguria."</w:t>
+      </w:r>
+    </w:p>
+    <w:p>
+      <w:r>
+        <w:t xml:space="preserve">💎 PNC Pearl: "The nephrotic kidney leaks protein, and the body swells with the loss."</w:t>
+      </w:r>
+    </w:p>
+    <w:p>
+      <w:r>
+        <w:t xml:space="preserve">Positive Marks: 1</w:t>
+      </w:r>
+    </w:p>
+    <w:p>
+      <w:r>
+        <w:t xml:space="preserve">Negative Marks: 0.25</w:t>
+      </w:r>
+    </w:p>
+    <w:p>
+      <w:r>
+        <w:t xml:space="preserve"/>
+      </w:r>
+    </w:p>
+    <w:p>
+      <w:r>
+        <w:t xml:space="preserve">Question: A patient with hypochondriasis is preoccupied with</w:t>
+      </w:r>
+    </w:p>
+    <w:p>
+      <w:r>
+        <w:t xml:space="preserve">(a) The fear of having a serious disease</w:t>
+      </w:r>
+    </w:p>
+    <w:p>
+      <w:r>
+        <w:t xml:space="preserve">(b) The fear of heights</w:t>
+      </w:r>
+    </w:p>
+    <w:p>
+      <w:r>
+        <w:t xml:space="preserve">(c) The fear of animals</w:t>
+      </w:r>
+    </w:p>
+    <w:p>
+      <w:r>
+        <w:t xml:space="preserve">(d) The fear of water</w:t>
+      </w:r>
+    </w:p>
+    <w:p>
+      <w:r>
+        <w:t xml:space="preserve">Answer: a</w:t>
+      </w:r>
+    </w:p>
+    <w:p>
+      <w:r>
+        <w:t xml:space="preserve">Solution: ✅ Correct Answer: a</w:t>
+      </w:r>
+    </w:p>
+    <w:p>
+      <w:r>
+        <w:t xml:space="preserve">🧠 Clinical Rationale: HYPOCHONDRIASIS involves persistent worry about having a SERIOUS ILLNESS despite normal findings and reassurance.</w:t>
+      </w:r>
+    </w:p>
+    <w:p>
+      <w:r>
+        <w:t xml:space="preserve">❌ Why Not Other Options?</w:t>
+      </w:r>
+    </w:p>
+    <w:p>
+      <w:r>
+        <w:t xml:space="preserve">(b) — Fear of heights is ACROPHOBIA.</w:t>
+      </w:r>
+    </w:p>
+    <w:p>
+      <w:r>
+        <w:t xml:space="preserve">(c) — Fear of animals is ZOOPHOBIA.</w:t>
+      </w:r>
+    </w:p>
+    <w:p>
+      <w:r>
+        <w:t xml:space="preserve">(d) — Fear of water is HYDROPHOBIA.</w:t>
+      </w:r>
+    </w:p>
+    <w:p>
+      <w:r>
+        <w:t xml:space="preserve">⚠️ Exam Trap: "Hypochondriasis = illness worry (somatic symptom disorder today); phobias = specific object fears — the worry-about-disease vs worry-about-object distinction."</w:t>
+      </w:r>
+    </w:p>
+    <w:p>
+      <w:r>
+        <w:t xml:space="preserve">💎 PNC Pearl: "The hypochondriac hears a cough and hears cancer — reassurance never quite lands."</w:t>
+      </w:r>
+    </w:p>
+    <w:p>
+      <w:r>
+        <w:t xml:space="preserve">Positive Marks: 1</w:t>
+      </w:r>
+    </w:p>
+    <w:p>
+      <w:r>
+        <w:t xml:space="preserve">Negative Marks: 0.25</w:t>
+      </w:r>
+    </w:p>
+    <w:p>
+      <w:r>
+        <w:t xml:space="preserve"/>
+      </w:r>
+    </w:p>
+    <w:p>
+      <w:r>
+        <w:t xml:space="preserve">Question: The Pulse Polio programme in India administers which vaccine?</w:t>
+      </w:r>
+    </w:p>
+    <w:p>
+      <w:r>
+        <w:t xml:space="preserve">(a) Oral polio vaccine (OPV)</w:t>
+      </w:r>
+    </w:p>
+    <w:p>
+      <w:r>
+        <w:t xml:space="preserve">(b) Inactivated polio vaccine only</w:t>
+      </w:r>
+    </w:p>
+    <w:p>
+      <w:r>
+        <w:t xml:space="preserve">(c) MMR</w:t>
+      </w:r>
+    </w:p>
+    <w:p>
+      <w:r>
+        <w:t xml:space="preserve">(d) BCG</w:t>
+      </w:r>
+    </w:p>
+    <w:p>
+      <w:r>
+        <w:t xml:space="preserve">Answer: a</w:t>
+      </w:r>
+    </w:p>
+    <w:p>
+      <w:r>
+        <w:t xml:space="preserve">Solution: ✅ Correct Answer: a</w:t>
+      </w:r>
+    </w:p>
+    <w:p>
+      <w:r>
+        <w:t xml:space="preserve">🧠 Clinical Rationale: PULSE POLIO uses ORAL POLIO VACCINE (OPV) during National Immunization Days — interrupting wild poliovirus transmission through mass campaigns.</w:t>
+      </w:r>
+    </w:p>
+    <w:p>
+      <w:r>
+        <w:t xml:space="preserve">❌ Why Not Other Options?</w:t>
+      </w:r>
+    </w:p>
+    <w:p>
+      <w:r>
+        <w:t xml:space="preserve">(b) — IPV is used in routine immunization, not the pulse campaigns.</w:t>
+      </w:r>
+    </w:p>
+    <w:p>
+      <w:r>
+        <w:t xml:space="preserve">(c) — MMR is a different vaccine.</w:t>
+      </w:r>
+    </w:p>
+    <w:p>
+      <w:r>
+        <w:t xml:space="preserve">(d) — BCG is for TB.</w:t>
+      </w:r>
+    </w:p>
+    <w:p>
+      <w:r>
+        <w:t xml:space="preserve">⚠️ Exam Trap: "Pulse Polio = OPV mass campaigns; IPV is also part of routine schedule now — India was declared polio-free in 2014."</w:t>
+      </w:r>
+    </w:p>
+    <w:p>
+      <w:r>
+        <w:t xml:space="preserve">💎 PNC Pearl: "Two drops of OPV on NID day — the campaign that beat the poliovirus."</w:t>
+      </w:r>
+    </w:p>
+    <w:p>
+      <w:r>
+        <w:t xml:space="preserve">Positive Marks: 1</w:t>
+      </w:r>
+    </w:p>
+    <w:p>
+      <w:r>
+        <w:t xml:space="preserve">Negative Marks: 0.25</w:t>
+      </w:r>
+    </w:p>
+    <w:p>
+      <w:r>
+        <w:t xml:space="preserve"/>
+      </w:r>
+    </w:p>
+    <w:p>
+      <w:r>
+        <w:t xml:space="preserve">Question: Intravenous potassium must be administered</w:t>
+      </w:r>
+    </w:p>
+    <w:p>
+      <w:r>
+        <w:t xml:space="preserve">(a) Slowly in diluted form, never as an IV push</w:t>
+      </w:r>
+    </w:p>
+    <w:p>
+      <w:r>
+        <w:t xml:space="preserve">(b) As a rapid IV push</w:t>
+      </w:r>
+    </w:p>
+    <w:p>
+      <w:r>
+        <w:t xml:space="preserve">(c) Undiluted in one bolus</w:t>
+      </w:r>
+    </w:p>
+    <w:p>
+      <w:r>
+        <w:t xml:space="preserve">(d) Only orally at all times</w:t>
+      </w:r>
+    </w:p>
+    <w:p>
+      <w:r>
+        <w:t xml:space="preserve">Answer: a</w:t>
+      </w:r>
+    </w:p>
+    <w:p>
+      <w:r>
+        <w:t xml:space="preserve">Solution: ✅ Correct Answer: a</w:t>
+      </w:r>
+    </w:p>
+    <w:p>
+      <w:r>
+        <w:t xml:space="preserve">🧠 Clinical Rationale: IV potassium is DILUTED and infused SLOWLY — never pushed — to prevent phlebitis and life-threatening hyperkalemia.</w:t>
+      </w:r>
+    </w:p>
+    <w:p>
+      <w:r>
+        <w:t xml:space="preserve">❌ Why Not Other Options?</w:t>
+      </w:r>
+    </w:p>
+    <w:p>
+      <w:r>
+        <w:t xml:space="preserve">(b) — IV push potassium can cause fatal arrhythmias.</w:t>
+      </w:r>
+    </w:p>
+    <w:p>
+      <w:r>
+        <w:t xml:space="preserve">(c) — Undiluted bolus is dangerous.</w:t>
+      </w:r>
+    </w:p>
+    <w:p>
+      <w:r>
+        <w:t xml:space="preserve">(d) — IV potassium is needed when oral is impossible — given safely.</w:t>
+      </w:r>
+    </w:p>
+    <w:p>
+      <w:r>
+        <w:t xml:space="preserve">⚠️ Exam Trap: "K+ IV = diluted (≤ 40 mEq/L), rate ≤ 10-20 mEq/hour, cardiac monitoring, never IV push — the safety rules are the exam point."</w:t>
+      </w:r>
+    </w:p>
+    <w:p>
+      <w:r>
+        <w:t xml:space="preserve">💎 PNC Pearl: "Potassium never rushes — a slow, diluted drip is the only safe IV road."</w:t>
+      </w:r>
+    </w:p>
+    <w:p>
+      <w:r>
+        <w:t xml:space="preserve">Positive Marks: 1</w:t>
+      </w:r>
+    </w:p>
+    <w:p>
+      <w:r>
+        <w:t xml:space="preserve">Negative Marks: 0.25</w:t>
+      </w:r>
+    </w:p>
+    <w:p>
+      <w:r>
+        <w:t xml:space="preserve"/>
+      </w:r>
+    </w:p>
+    <w:p>
+      <w:r>
+        <w:t xml:space="preserve">Question: The recommended depth of chest compression during adult CPR is</w:t>
+      </w:r>
+    </w:p>
+    <w:p>
+      <w:r>
+        <w:t xml:space="preserve">(a) At least 5 cm (2 inches)</w:t>
+      </w:r>
+    </w:p>
+    <w:p>
+      <w:r>
+        <w:t xml:space="preserve">(b) 1 cm</w:t>
+      </w:r>
+    </w:p>
+    <w:p>
+      <w:r>
+        <w:t xml:space="preserve">(c) 10 cm</w:t>
+      </w:r>
+    </w:p>
+    <w:p>
+      <w:r>
+        <w:t xml:space="preserve">(d) 0.5 cm</w:t>
+      </w:r>
+    </w:p>
+    <w:p>
+      <w:r>
+        <w:t xml:space="preserve">Answer: a</w:t>
+      </w:r>
+    </w:p>
+    <w:p>
+      <w:r>
+        <w:t xml:space="preserve">Solution: ✅ Correct Answer: a</w:t>
+      </w:r>
+    </w:p>
+    <w:p>
+      <w:r>
+        <w:t xml:space="preserve">🧠 Clinical Rationale: Compressions are delivered at a depth of 5-6 cm (2-2.4 inches) in adults, allowing FULL chest recoil.</w:t>
+      </w:r>
+    </w:p>
+    <w:p>
+      <w:r>
+        <w:t xml:space="preserve">❌ Why Not Other Options?</w:t>
+      </w:r>
+    </w:p>
+    <w:p>
+      <w:r>
+        <w:t xml:space="preserve">(b) — 1 cm is far too shallow.</w:t>
+      </w:r>
+    </w:p>
+    <w:p>
+      <w:r>
+        <w:t xml:space="preserve">(c) — 10 cm risks injury.</w:t>
+      </w:r>
+    </w:p>
+    <w:p>
+      <w:r>
+        <w:t xml:space="preserve">(d) — 0.5 cm is useless.</w:t>
+      </w:r>
+    </w:p>
+    <w:p>
+      <w:r>
+        <w:t xml:space="preserve">⚠️ Exam Trap: "Adult CPR — 100-120/min, depth 5-6 cm, full recoil, ratio 30:2, switch compressors every 2 min."</w:t>
+      </w:r>
+    </w:p>
+    <w:p>
+      <w:r>
+        <w:t xml:space="preserve">💎 PNC Pearl: "Five centimetres deep, fully released — the chest must spring back to fill the heart."</w:t>
+      </w:r>
+    </w:p>
+    <w:p>
+      <w:r>
+        <w:t xml:space="preserve">Positive Marks: 1</w:t>
+      </w:r>
+    </w:p>
+    <w:p>
+      <w:r>
+        <w:t xml:space="preserve">Negative Marks: 0.25</w:t>
+      </w:r>
+    </w:p>
+    <w:p>
+      <w:r>
+        <w:t xml:space="preserve"/>
+      </w:r>
+    </w:p>
+    <w:p>
+      <w:r>
+        <w:t xml:space="preserve">Question: Amoebic dysentery is caused by</w:t>
+      </w:r>
+    </w:p>
+    <w:p>
+      <w:r>
+        <w:t xml:space="preserve">(a) Entamoeba histolytica</w:t>
+      </w:r>
+    </w:p>
+    <w:p>
+      <w:r>
+        <w:t xml:space="preserve">(b) Salmonella typhi</w:t>
+      </w:r>
+    </w:p>
+    <w:p>
+      <w:r>
+        <w:t xml:space="preserve">(c) Vibrio cholerae</w:t>
+      </w:r>
+    </w:p>
+    <w:p>
+      <w:r>
+        <w:t xml:space="preserve">(d) Rotavirus</w:t>
+      </w:r>
+    </w:p>
+    <w:p>
+      <w:r>
+        <w:t xml:space="preserve">Answer: a</w:t>
+      </w:r>
+    </w:p>
+    <w:p>
+      <w:r>
+        <w:t xml:space="preserve">Solution: ✅ Correct Answer: a</w:t>
+      </w:r>
+    </w:p>
+    <w:p>
+      <w:r>
+        <w:t xml:space="preserve">🧠 Clinical Rationale: ENTAMOEBA HISTOLYTICA causes amoebiasis — bloody mucoid stools, abdominal pain, and risk of LIVER ABSCESS.</w:t>
+      </w:r>
+    </w:p>
+    <w:p>
+      <w:r>
+        <w:t xml:space="preserve">❌ Why Not Other Options?</w:t>
+      </w:r>
+    </w:p>
+    <w:p>
+      <w:r>
+        <w:t xml:space="preserve">(b) — Salmonella typhi causes typhoid.</w:t>
+      </w:r>
+    </w:p>
+    <w:p>
+      <w:r>
+        <w:t xml:space="preserve">(c) — Vibrio cholerae causes cholera.</w:t>
+      </w:r>
+    </w:p>
+    <w:p>
+      <w:r>
+        <w:t xml:space="preserve">(d) — Rotavirus causes watery diarrhea.</w:t>
+      </w:r>
+    </w:p>
+    <w:p>
+      <w:r>
+        <w:t xml:space="preserve">⚠️ Exam Trap: Stool matching — "amoebic = blood + mucus (histolytica); bacillary = Shigella; cholera = rice water; rotavirus = watery + vomiting."</w:t>
+      </w:r>
+    </w:p>
+    <w:p>
+      <w:r>
+        <w:t xml:space="preserve">💎 PNC Pearl: "Amoeba paints the stool with blood and mucus — and may colonize the liver next."</w:t>
+      </w:r>
+    </w:p>
+    <w:p>
+      <w:r>
+        <w:t xml:space="preserve">Positive Marks: 1</w:t>
+      </w:r>
+    </w:p>
+    <w:p>
+      <w:r>
+        <w:t xml:space="preserve">Negative Marks: 0.25</w:t>
+      </w:r>
+    </w:p>
+    <w:p>
+      <w:r>
+        <w:t xml:space="preserve">Question: A patient with chronic constipation should be taught to</w:t>
+      </w:r>
+    </w:p>
+    <w:p>
+      <w:r>
+        <w:t xml:space="preserve">(a) Increase dietary fiber, fluids and physical activity</w:t>
+      </w:r>
+    </w:p>
+    <w:p>
+      <w:r>
+        <w:t xml:space="preserve">(b) Use laxatives daily for life</w:t>
+      </w:r>
+    </w:p>
+    <w:p>
+      <w:r>
+        <w:t xml:space="preserve">(c) Restrict all fluids</w:t>
+      </w:r>
+    </w:p>
+    <w:p>
+      <w:r>
+        <w:t xml:space="preserve">(d) Remain sedentary</w:t>
+      </w:r>
+    </w:p>
+    <w:p>
+      <w:r>
+        <w:t xml:space="preserve">Answer: a</w:t>
+      </w:r>
+    </w:p>
+    <w:p>
+      <w:r>
+        <w:t xml:space="preserve">Solution: ✅ Correct Answer: a</w:t>
+      </w:r>
+    </w:p>
+    <w:p>
+      <w:r>
+        <w:t xml:space="preserve">🧠 Clinical Rationale: FIBER, adequate FLUIDS, and EXERCISE promote regular bowel movements; daily laxatives cause DEPENDENCE.</w:t>
+      </w:r>
+    </w:p>
+    <w:p>
+      <w:r>
+        <w:t xml:space="preserve">❌ Why Not Other Options?</w:t>
+      </w:r>
+    </w:p>
+    <w:p>
+      <w:r>
+        <w:t xml:space="preserve">(b) — Chronic laxative use causes dependence and a lazy bowel.</w:t>
+      </w:r>
+    </w:p>
+    <w:p>
+      <w:r>
+        <w:t xml:space="preserve">(c) — Fluid restriction worsens constipation.</w:t>
+      </w:r>
+    </w:p>
+    <w:p>
+      <w:r>
+        <w:t xml:space="preserve">(d) — Sedentary living slows bowel motility.</w:t>
+      </w:r>
+    </w:p>
+    <w:p>
+      <w:r>
+        <w:t xml:space="preserve">⚠️ Exam Trap: "Constipation care = fiber (25-30 g), fluids, exercise, toilet routine; laxatives only short-term."</w:t>
+      </w:r>
+    </w:p>
+    <w:p>
+      <w:r>
+        <w:t xml:space="preserve">💎 PNC Pearl: "Fiber, water, and walking — the constipation trio that beats the laxative habit."</w:t>
+      </w:r>
+    </w:p>
+    <w:p>
+      <w:r>
+        <w:t xml:space="preserve">Positive Marks: 1</w:t>
+      </w:r>
+    </w:p>
+    <w:p>
+      <w:r>
+        <w:t xml:space="preserve">Negative Marks: 0.25</w:t>
+      </w:r>
+    </w:p>
+    <w:p>
+      <w:r>
+        <w:t xml:space="preserve"/>
+      </w:r>
+    </w:p>
+    <w:p>
+      <w:r>
+        <w:t xml:space="preserve">Question: A patient with severe anemia and heart failure should receive a blood transfusion</w:t>
+      </w:r>
+    </w:p>
+    <w:p>
+      <w:r>
+        <w:t xml:space="preserve">(a) Slowly as packed red cells with careful monitoring</w:t>
+      </w:r>
+    </w:p>
+    <w:p>
+      <w:r>
+        <w:t xml:space="preserve">(b) Rapidly as whole blood bolus</w:t>
+      </w:r>
+    </w:p>
+    <w:p>
+      <w:r>
+        <w:t xml:space="preserve">(c) Only as oral iron</w:t>
+      </w:r>
+    </w:p>
+    <w:p>
+      <w:r>
+        <w:t xml:space="preserve">(d) Without any monitoring</w:t>
+      </w:r>
+    </w:p>
+    <w:p>
+      <w:r>
+        <w:t xml:space="preserve">Answer: a</w:t>
+      </w:r>
+    </w:p>
+    <w:p>
+      <w:r>
+        <w:t xml:space="preserve">Solution: ✅ Correct Answer: a</w:t>
+      </w:r>
+    </w:p>
+    <w:p>
+      <w:r>
+        <w:t xml:space="preserve">🧠 Clinical Rationale: PACKED RED CELLS are infused SLOWLY in anemic patients with heart failure to avoid CIRCULATORY OVERLOAD — vital signs are monitored closely.</w:t>
+      </w:r>
+    </w:p>
+    <w:p>
+      <w:r>
+        <w:t xml:space="preserve">❌ Why Not Other Options?</w:t>
+      </w:r>
+    </w:p>
+    <w:p>
+      <w:r>
+        <w:t xml:space="preserve">(b) — Rapid whole blood risks fluid overload and pulmonary edema.</w:t>
+      </w:r>
+    </w:p>
+    <w:p>
+      <w:r>
+        <w:t xml:space="preserve">(c) — Oral iron acts too slowly for severe anemia.</w:t>
+      </w:r>
+    </w:p>
+    <w:p>
+      <w:r>
+        <w:t xml:space="preserve">(d) — Monitoring is mandatory during every transfusion.</w:t>
+      </w:r>
+    </w:p>
+    <w:p>
+      <w:r>
+        <w:t xml:space="preserve">⚠️ Exam Trap: "Transfusion in HF = slow PRBC infusion + monitor for overload (dyspnea, crackles, JVD); diuretics may accompany."</w:t>
+      </w:r>
+    </w:p>
+    <w:p>
+      <w:r>
+        <w:t xml:space="preserve">💎 PNC Pearl: "Give the failing heart's patient blood in sips, not gulps — slow and watched."</w:t>
+      </w:r>
+    </w:p>
+    <w:p>
+      <w:r>
+        <w:t xml:space="preserve">Positive Marks: 1</w:t>
+      </w:r>
+    </w:p>
+    <w:p>
+      <w:r>
+        <w:t xml:space="preserve">Negative Marks: 0.25</w:t>
+      </w:r>
+    </w:p>
+    <w:p>
+      <w:r>
+        <w:t xml:space="preserve"/>
+      </w:r>
+    </w:p>
+    <w:p>
+      <w:r>
+        <w:t xml:space="preserve">Question: In peripheral arterial disease, the affected limb is typically</w:t>
+      </w:r>
+    </w:p>
+    <w:p>
+      <w:r>
+        <w:t xml:space="preserve">(a) Pale, cold and hairless with diminished pulses</w:t>
+      </w:r>
+    </w:p>
+    <w:p>
+      <w:r>
+        <w:t xml:space="preserve">(b) Warm and flushed</w:t>
+      </w:r>
+    </w:p>
+    <w:p>
+      <w:r>
+        <w:t xml:space="preserve">(c) Swollen and pitting</w:t>
+      </w:r>
+    </w:p>
+    <w:p>
+      <w:r>
+        <w:t xml:space="preserve">(d) Hot with distended veins</w:t>
+      </w:r>
+    </w:p>
+    <w:p>
+      <w:r>
+        <w:t xml:space="preserve">Answer: a</w:t>
+      </w:r>
+    </w:p>
+    <w:p>
+      <w:r>
+        <w:t xml:space="preserve">Solution: ✅ Correct Answer: a</w:t>
+      </w:r>
+    </w:p>
+    <w:p>
+      <w:r>
+        <w:t xml:space="preserve">🧠 Clinical Rationale: Poor ARTERIAL flow causes PALLOR, COOLNESS, HAIR LOSS, shiny skin, and weak or ABSENT PULSES in the limb.</w:t>
+      </w:r>
+    </w:p>
+    <w:p>
+      <w:r>
+        <w:t xml:space="preserve">❌ Why Not Other Options?</w:t>
+      </w:r>
+    </w:p>
+    <w:p>
+      <w:r>
+        <w:t xml:space="preserve">(b) — Warm, flushed limbs suggest venous or inflammatory conditions.</w:t>
+      </w:r>
+    </w:p>
+    <w:p>
+      <w:r>
+        <w:t xml:space="preserve">(c) — Pitting edema suggests venous insufficiency or heart failure.</w:t>
+      </w:r>
+    </w:p>
+    <w:p>
+      <w:r>
+        <w:t xml:space="preserve">(d) — Distended veins suggest venous disease.</w:t>
+      </w:r>
+    </w:p>
+    <w:p>
+      <w:r>
+        <w:t xml:space="preserve">⚠️ Exam Trap: "Arterial = pale, cold, hairless, no pulses (pain on elevation, relief on dependency); VENOUS = warm, swollen, brown, varicose."</w:t>
+      </w:r>
+    </w:p>
+    <w:p>
+      <w:r>
+        <w:t xml:space="preserve">💎 PNC Pearl: "Cold and hairless with a missing pulse = the artery is blocked; warm and swollen = the veins are failing."</w:t>
+      </w:r>
+    </w:p>
+    <w:p>
+      <w:r>
+        <w:t xml:space="preserve">Positive Marks: 1</w:t>
+      </w:r>
+    </w:p>
+    <w:p>
+      <w:r>
+        <w:t xml:space="preserve">Negative Marks: 0.25</w:t>
+      </w:r>
+    </w:p>
+    <w:p>
+      <w:r>
+        <w:t xml:space="preserve"/>
+      </w:r>
+    </w:p>
+    <w:p>
+      <w:r>
+        <w:t xml:space="preserve">Question: In a medication order, "PO" indicates the drug should be given</w:t>
+      </w:r>
+    </w:p>
+    <w:p>
+      <w:r>
+        <w:t xml:space="preserve">(a) By mouth</w:t>
+      </w:r>
+    </w:p>
+    <w:p>
+      <w:r>
+        <w:t xml:space="preserve">(b) By injection</w:t>
+      </w:r>
+    </w:p>
+    <w:p>
+      <w:r>
+        <w:t xml:space="preserve">(c) By rectum</w:t>
+      </w:r>
+    </w:p>
+    <w:p>
+      <w:r>
+        <w:t xml:space="preserve">(d) By inhalation</w:t>
+      </w:r>
+    </w:p>
+    <w:p>
+      <w:r>
+        <w:t xml:space="preserve">Answer: a</w:t>
+      </w:r>
+    </w:p>
+    <w:p>
+      <w:r>
+        <w:t xml:space="preserve">Solution: ✅ Correct Answer: a</w:t>
+      </w:r>
+    </w:p>
+    <w:p>
+      <w:r>
+        <w:t xml:space="preserve">🧠 Clinical Rationale: PO (per os, Latin for 'by mouth') means the drug is given ORALLY.</w:t>
+      </w:r>
+    </w:p>
+    <w:p>
+      <w:r>
+        <w:t xml:space="preserve">❌ Why Not Other Options?</w:t>
+      </w:r>
+    </w:p>
+    <w:p>
+      <w:r>
+        <w:t xml:space="preserve">(b) — IM/IV indicate injections.</w:t>
+      </w:r>
+    </w:p>
+    <w:p>
+      <w:r>
+        <w:t xml:space="preserve">(c) — PR means per rectum.</w:t>
+      </w:r>
+    </w:p>
+    <w:p>
+      <w:r>
+        <w:t xml:space="preserve">(d) — Inhaled routes use specific notation (neb, MDI).</w:t>
+      </w:r>
+    </w:p>
+    <w:p>
+      <w:r>
+        <w:t xml:space="preserve">⚠️ Exam Trap: Medication abbreviations — "PO = by mouth, PR = per rectum, IM = intramuscular, IV = intravenous, SC = subcutaneous."</w:t>
+      </w:r>
+    </w:p>
+    <w:p>
+      <w:r>
+        <w:t xml:space="preserve">💎 PNC Pearl: "PO means per os — the pill's path through the mouth."</w:t>
+      </w:r>
+    </w:p>
+    <w:p>
+      <w:r>
+        <w:t xml:space="preserve">Positive Marks: 1</w:t>
+      </w:r>
+    </w:p>
+    <w:p>
+      <w:r>
+        <w:t xml:space="preserve">Negative Marks: 0.25</w:t>
+      </w:r>
+    </w:p>
+    <w:p>
+      <w:r>
+        <w:t xml:space="preserve"/>
+      </w:r>
+    </w:p>
+    <w:p>
+      <w:r>
+        <w:t xml:space="preserve">Question: Braxton Hicks contractions during pregnancy are</w:t>
+      </w:r>
+    </w:p>
+    <w:p>
+      <w:r>
+        <w:t xml:space="preserve">(a) Irregular, painless uterine contractions</w:t>
+      </w:r>
+    </w:p>
+    <w:p>
+      <w:r>
+        <w:t xml:space="preserve">(b) Regular, painful contractions that dilate the cervix</w:t>
+      </w:r>
+    </w:p>
+    <w:p>
+      <w:r>
+        <w:t xml:space="preserve">(c) Contractions indicating imminent delivery</w:t>
+      </w:r>
+    </w:p>
+    <w:p>
+      <w:r>
+        <w:t xml:space="preserve">(d) A sign of fetal distress</w:t>
+      </w:r>
+    </w:p>
+    <w:p>
+      <w:r>
+        <w:t xml:space="preserve">Answer: a</w:t>
+      </w:r>
+    </w:p>
+    <w:p>
+      <w:r>
+        <w:t xml:space="preserve">Solution: ✅ Correct Answer: a</w:t>
+      </w:r>
+    </w:p>
+    <w:p>
+      <w:r>
+        <w:t xml:space="preserve">🧠 Clinical Rationale: BRAXTON HICKS are intermittent, PAINLESS 'practice' contractions that do NOT cause cervical dilatation.</w:t>
+      </w:r>
+    </w:p>
+    <w:p>
+      <w:r>
+        <w:t xml:space="preserve">❌ Why Not Other Options?</w:t>
+      </w:r>
+    </w:p>
+    <w:p>
+      <w:r>
+        <w:t xml:space="preserve">(b) — Regular, painful, dilating contractions are TRUE labor.</w:t>
+      </w:r>
+    </w:p>
+    <w:p>
+      <w:r>
+        <w:t xml:space="preserve">(c) — They do not indicate imminent delivery.</w:t>
+      </w:r>
+    </w:p>
+    <w:p>
+      <w:r>
+        <w:t xml:space="preserve">(d) — They are not a distress sign.</w:t>
+      </w:r>
+    </w:p>
+    <w:p>
+      <w:r>
+        <w:t xml:space="preserve">⚠️ Exam Trap: "Braxton Hicks = irregular, painless, no dilatation, ease with walking; TRUE labor = regular, painful, dilating, worsen with walking."</w:t>
+      </w:r>
+    </w:p>
+    <w:p>
+      <w:r>
+        <w:t xml:space="preserve">💎 PNC Pearl: "Braxton Hicks rehearse, true labor performs — one fades with walking, the other marches on."</w:t>
+      </w:r>
+    </w:p>
+    <w:p>
+      <w:r>
+        <w:t xml:space="preserve">Positive Marks: 1</w:t>
+      </w:r>
+    </w:p>
+    <w:p>
+      <w:r>
+        <w:t xml:space="preserve">Negative Marks: 0.25</w:t>
+      </w:r>
+    </w:p>
+    <w:p>
+      <w:r>
+        <w:t xml:space="preserve"/>
+      </w:r>
+    </w:p>
+    <w:p>
+      <w:r>
+        <w:t xml:space="preserve">Question: Kangaroo Mother Care (KMC) is the recommended method of care for</w:t>
+      </w:r>
+    </w:p>
+    <w:p>
+      <w:r>
+        <w:t xml:space="preserve">(a) Low birth weight and preterm infants</w:t>
+      </w:r>
+    </w:p>
+    <w:p>
+      <w:r>
+        <w:t xml:space="preserve">(b) All newborn infants in the NICU</w:t>
+      </w:r>
+    </w:p>
+    <w:p>
+      <w:r>
+        <w:t xml:space="preserve">(c) Older school children</w:t>
+      </w:r>
+    </w:p>
+    <w:p>
+      <w:r>
+        <w:t xml:space="preserve">(d) Pregnant women only</w:t>
+      </w:r>
+    </w:p>
+    <w:p>
+      <w:r>
+        <w:t xml:space="preserve">Answer: a</w:t>
+      </w:r>
+    </w:p>
+    <w:p>
+      <w:r>
+        <w:t xml:space="preserve">Solution: ✅ Correct Answer: a</w:t>
+      </w:r>
+    </w:p>
+    <w:p>
+      <w:r>
+        <w:t xml:space="preserve">🧠 Clinical Rationale: KMC provides SKIN-TO-SKIN contact, warmth, and breastfeeding for LOW BIRTH WEIGHT and PRETERM infants — improving survival, temperature, and bonding.</w:t>
+      </w:r>
+    </w:p>
+    <w:p>
+      <w:r>
+        <w:t xml:space="preserve">❌ Why Not Other Options?</w:t>
+      </w:r>
+    </w:p>
+    <w:p>
+      <w:r>
+        <w:t xml:space="preserve">(b) — Not all NICU infants need KMC (some are unstable).</w:t>
+      </w:r>
+    </w:p>
+    <w:p>
+      <w:r>
+        <w:t xml:space="preserve">(c) — School children are not KMC candidates.</w:t>
+      </w:r>
+    </w:p>
+    <w:p>
+      <w:r>
+        <w:t xml:space="preserve">(d) — It is for newborns, not pregnant women.</w:t>
+      </w:r>
+    </w:p>
+    <w:p>
+      <w:r>
+        <w:t xml:space="preserve">⚠️ Exam Trap: "KMC = skin-to-skin (kangaroo position) + exclusive breastfeeding + early discharge; reduces hypothermia, infection, and mortality in LBW."</w:t>
+      </w:r>
+    </w:p>
+    <w:p>
+      <w:r>
+        <w:t xml:space="preserve">💎 PNC Pearl: "The kangaroo pouch works for babies too — skin to skin, warm, and fed."</w:t>
+      </w:r>
+    </w:p>
+    <w:p>
+      <w:r>
+        <w:t xml:space="preserve">Positive Marks: 1</w:t>
+      </w:r>
+    </w:p>
+    <w:p>
+      <w:r>
+        <w:t xml:space="preserve">Negative Marks: 0.25</w:t>
+      </w:r>
+    </w:p>
+    <w:p>
+      <w:r>
+        <w:t xml:space="preserve"/>
+      </w:r>
+    </w:p>
+    <w:p>
+      <w:r>
+        <w:t xml:space="preserve">Question: A patient with severe depression and psychomotor retardation shows</w:t>
+      </w:r>
+    </w:p>
+    <w:p>
+      <w:r>
+        <w:t xml:space="preserve">(a) Slowed speech and movements</w:t>
+      </w:r>
+    </w:p>
+    <w:p>
+      <w:r>
+        <w:t xml:space="preserve">(b) Hyperactivity and rapid speech</w:t>
+      </w:r>
+    </w:p>
+    <w:p>
+      <w:r>
+        <w:t xml:space="preserve">(c) Grandiose ideas</w:t>
+      </w:r>
+    </w:p>
+    <w:p>
+      <w:r>
+        <w:t xml:space="preserve">(d) Reduced need for sleep</w:t>
+      </w:r>
+    </w:p>
+    <w:p>
+      <w:r>
+        <w:t xml:space="preserve">Answer: a</w:t>
+      </w:r>
+    </w:p>
+    <w:p>
+      <w:r>
+        <w:t xml:space="preserve">Solution: ✅ Correct Answer: a</w:t>
+      </w:r>
+    </w:p>
+    <w:p>
+      <w:r>
+        <w:t xml:space="preserve">🧠 Clinical Rationale: PSYCHOMOTOR RETARDATION is the SLOWING of thought, speech, and movement — seen in severe depression.</w:t>
+      </w:r>
+    </w:p>
+    <w:p>
+      <w:r>
+        <w:t xml:space="preserve">❌ Why Not Other Options?</w:t>
+      </w:r>
+    </w:p>
+    <w:p>
+      <w:r>
+        <w:t xml:space="preserve">(b) — Hyperactivity with rapid speech is MANIA.</w:t>
+      </w:r>
+    </w:p>
+    <w:p>
+      <w:r>
+        <w:t xml:space="preserve">(c) — Grandiosity is mania.</w:t>
+      </w:r>
+    </w:p>
+    <w:p>
+      <w:r>
+        <w:t xml:space="preserve">(d) — Reduced sleep need is mania.</w:t>
+      </w:r>
+    </w:p>
+    <w:p>
+      <w:r>
+        <w:t xml:space="preserve">⚠️ Exam Trap: "Depression slows everything (retardation, low energy); mania speeds everything — the speed contrast is the exam point."</w:t>
+      </w:r>
+    </w:p>
+    <w:p>
+      <w:r>
+        <w:t xml:space="preserve">💎 PNC Pearl: "Deep depression moves in slow motion — every word and step costs effort."</w:t>
+      </w:r>
+    </w:p>
+    <w:p>
+      <w:r>
+        <w:t xml:space="preserve">Positive Marks: 1</w:t>
+      </w:r>
+    </w:p>
+    <w:p>
+      <w:r>
+        <w:t xml:space="preserve">Negative Marks: 0.25</w:t>
+      </w:r>
+    </w:p>
+    <w:p>
+      <w:r>
+        <w:t xml:space="preserve"/>
+      </w:r>
+    </w:p>
+    <w:p>
+      <w:r>
+        <w:t xml:space="preserve">Question: For a patient with raised intracranial pressure, the head of the bed is elevated to</w:t>
+      </w:r>
+    </w:p>
+    <w:p>
+      <w:r>
+        <w:t xml:space="preserve">(a) 30-45 degrees</w:t>
+      </w:r>
+    </w:p>
+    <w:p>
+      <w:r>
+        <w:t xml:space="preserve">(b) 0 degrees (flat)</w:t>
+      </w:r>
+    </w:p>
+    <w:p>
+      <w:r>
+        <w:t xml:space="preserve">(c) 90 degrees always</w:t>
+      </w:r>
+    </w:p>
+    <w:p>
+      <w:r>
+        <w:t xml:space="preserve">(d) A downward tilt</w:t>
+      </w:r>
+    </w:p>
+    <w:p>
+      <w:r>
+        <w:t xml:space="preserve">Answer: a</w:t>
+      </w:r>
+    </w:p>
+    <w:p>
+      <w:r>
+        <w:t xml:space="preserve">Solution: ✅ Correct Answer: a</w:t>
+      </w:r>
+    </w:p>
+    <w:p>
+      <w:r>
+        <w:t xml:space="preserve">🧠 Clinical Rationale: Elevating the head 30-45 DEGREES promotes VENOUS DRAINAGE from the head — lowering intracranial pressure; the head is also kept midline.</w:t>
+      </w:r>
+    </w:p>
+    <w:p>
+      <w:r>
+        <w:t xml:space="preserve">❌ Why Not Other Options?</w:t>
+      </w:r>
+    </w:p>
+    <w:p>
+      <w:r>
+        <w:t xml:space="preserve">(b) — Flat position raises venous pressure and ICP.</w:t>
+      </w:r>
+    </w:p>
+    <w:p>
+      <w:r>
+        <w:t xml:space="preserve">(c) — 90 degrees is excessive and can drop blood pressure.</w:t>
+      </w:r>
+    </w:p>
+    <w:p>
+      <w:r>
+        <w:t xml:space="preserve">(d) — Downward tilt (Trendelenburg) raises ICP.</w:t>
+      </w:r>
+    </w:p>
+    <w:p>
+      <w:r>
+        <w:t xml:space="preserve">⚠️ Exam Trap: "Raised ICP care = head elevated 30-45°, midline, no neck flexion, avoid coughing/straining, monitor neuro status."</w:t>
+      </w:r>
+    </w:p>
+    <w:p>
+      <w:r>
+        <w:t xml:space="preserve">💎 PNC Pearl: "Thirty to forty-five degrees and a straight neck — let the blood drain and the pressure fall."</w:t>
+      </w:r>
+    </w:p>
+    <w:p>
+      <w:r>
+        <w:t xml:space="preserve">Positive Marks: 1</w:t>
+      </w:r>
+    </w:p>
+    <w:p>
+      <w:r>
+        <w:t xml:space="preserve">Negative Marks: 0.25</w:t>
+      </w:r>
+    </w:p>
+    <w:p>
+      <w:r>
+        <w:t xml:space="preserve"/>
+      </w:r>
+    </w:p>
+    <w:p>
+      <w:r>
+        <w:t xml:space="preserve">Question: In an experimental study, the control group is the group that</w:t>
+      </w:r>
+    </w:p>
+    <w:p>
+      <w:r>
+        <w:t xml:space="preserve">(a) Does not receive the experimental treatment</w:t>
+      </w:r>
+    </w:p>
+    <w:p>
+      <w:r>
+        <w:t xml:space="preserve">(b) Receives the experimental treatment</w:t>
+      </w:r>
+    </w:p>
+    <w:p>
+      <w:r>
+        <w:t xml:space="preserve">(c) Measures the outcome</w:t>
+      </w:r>
+    </w:p>
+    <w:p>
+      <w:r>
+        <w:t xml:space="preserve">(d) Conducts the research</w:t>
+      </w:r>
+    </w:p>
+    <w:p>
+      <w:r>
+        <w:t xml:space="preserve">Answer: a</w:t>
+      </w:r>
+    </w:p>
+    <w:p>
+      <w:r>
+        <w:t xml:space="preserve">Solution: ✅ Correct Answer: a</w:t>
+      </w:r>
+    </w:p>
+    <w:p>
+      <w:r>
+        <w:t xml:space="preserve">🧠 Clinical Rationale: The CONTROL group serves as the COMPARISON by NOT receiving the intervention — so the treatment effect can be measured against it.</w:t>
+      </w:r>
+    </w:p>
+    <w:p>
+      <w:r>
+        <w:t xml:space="preserve">❌ Why Not Other Options?</w:t>
+      </w:r>
+    </w:p>
+    <w:p>
+      <w:r>
+        <w:t xml:space="preserve">(b) — The group receiving the treatment is the EXPERIMENTAL group.</w:t>
+      </w:r>
+    </w:p>
+    <w:p>
+      <w:r>
+        <w:t xml:space="preserve">(c) — The researcher measures outcomes.</w:t>
+      </w:r>
+    </w:p>
+    <w:p>
+      <w:r>
+        <w:t xml:space="preserve">(d) — Researchers conduct the study.</w:t>
+      </w:r>
+    </w:p>
+    <w:p>
+      <w:r>
+        <w:t xml:space="preserve">⚠️ Exam Trap: "Control = no treatment/placebo (comparison); experimental = receives the intervention; random assignment makes the groups comparable."</w:t>
+      </w:r>
+    </w:p>
+    <w:p>
+      <w:r>
+        <w:t xml:space="preserve">💎 PNC Pearl: "The control group is the untouched twin — the experiment's measuring stick."</w:t>
+      </w:r>
+    </w:p>
+    <w:p>
+      <w:r>
+        <w:t xml:space="preserve">Positive Marks: 1</w:t>
+      </w:r>
+    </w:p>
+    <w:p>
+      <w:r>
+        <w:t xml:space="preserve">Negative Marks: 0.25</w:t>
+      </w:r>
+    </w:p>
+    <w:p>
+      <w:r>
+        <w:t xml:space="preserve"/>
+      </w:r>
+    </w:p>
+    <w:p>
+      <w:r>
+        <w:t xml:space="preserve">Question: A quality assurance programme in nursing aims to</w:t>
+      </w:r>
+    </w:p>
+    <w:p>
+      <w:r>
+        <w:t xml:space="preserve">(a) Ensure and improve the quality of patient care</w:t>
+      </w:r>
+    </w:p>
+    <w:p>
+      <w:r>
+        <w:t xml:space="preserve">(b) Reduce the number of nurses</w:t>
+      </w:r>
+    </w:p>
+    <w:p>
+      <w:r>
+        <w:t xml:space="preserve">(c) Increase hospital beds only</w:t>
+      </w:r>
+    </w:p>
+    <w:p>
+      <w:r>
+        <w:t xml:space="preserve">(d) Collect fees only</w:t>
+      </w:r>
+    </w:p>
+    <w:p>
+      <w:r>
+        <w:t xml:space="preserve">Answer: a</w:t>
+      </w:r>
+    </w:p>
+    <w:p>
+      <w:r>
+        <w:t xml:space="preserve">Solution: ✅ Correct Answer: a</w:t>
+      </w:r>
+    </w:p>
+    <w:p>
+      <w:r>
+        <w:t xml:space="preserve">🧠 Clinical Rationale: QUALITY ASSURANCE monitors care against STANDARDS and implements improvements — ensuring safe, effective, patient-centred care.</w:t>
+      </w:r>
+    </w:p>
+    <w:p>
+      <w:r>
+        <w:t xml:space="preserve">❌ Why Not Other Options?</w:t>
+      </w:r>
+    </w:p>
+    <w:p>
+      <w:r>
+        <w:t xml:space="preserve">(b) — QA is about quality, not reducing staff.</w:t>
+      </w:r>
+    </w:p>
+    <w:p>
+      <w:r>
+        <w:t xml:space="preserve">(c) — Bed numbers are not QA.</w:t>
+      </w:r>
+    </w:p>
+    <w:p>
+      <w:r>
+        <w:t xml:space="preserve">(d) — Fee collection is financial, not QA.</w:t>
+      </w:r>
+    </w:p>
+    <w:p>
+      <w:r>
+        <w:t xml:space="preserve">⚠️ Exam Trap: "QA = set standards → measure → compare → improve (PDCA cycle); audits are the QA measurement tool."</w:t>
+      </w:r>
+    </w:p>
+    <w:p>
+      <w:r>
+        <w:t xml:space="preserve">💎 PNC Pearl: "Quality assurance is the continuous polish — measure, compare, improve, repeat."</w:t>
+      </w:r>
+    </w:p>
+    <w:p>
+      <w:r>
+        <w:t xml:space="preserve">Positive Marks: 1</w:t>
+      </w:r>
+    </w:p>
+    <w:p>
+      <w:r>
+        <w:t xml:space="preserve">Negative Marks: 0.25</w:t>
       </w:r>
     </w:p>
     <w:sectPr>
       <w:pgSz w:w="12240" w:h="15840"/>
-      <w:pgMar w:top="864" w:right="1008" w:bottom="864" w:left="1008" w:header="720" w:footer="720" w:gutter="0"/>
+      <w:pgMar w:top="1440" w:right="1800" w:bottom="1440" w:left="1800" w:header="720" w:footer="720" w:gutter="0"/>
       <w:cols w:space="720"/>
       <w:docGrid w:linePitch="360"/>
     </w:sectPr>
@@ -2535,10 +2065,6 @@
     <w:name w:val="Normal"/>
     <w:qFormat/>
     <w:rsid w:val="00FC693F"/>
-    <w:rPr>
-      <w:rFonts w:ascii="Calibri" w:hAnsi="Calibri"/>
-      <w:sz w:val="22"/>
-    </w:rPr>
   </w:style>
   <w:style w:type="paragraph" w:styleId="Header">
     <w:name w:val="header"/>
